--- a/files/承攬商工具箱會議及預知危險活動（TBM-KY）紀錄表.docx
+++ b/files/承攬商工具箱會議及預知危險活動（TBM-KY）紀錄表.docx
@@ -2,6 +2,17 @@
 <file path=word/document.xml><?xml version="1.0" encoding="utf-8"?>
 <w:document xmlns:wpc="http://schemas.microsoft.com/office/word/2010/wordprocessingCanvas" xmlns:cx="http://schemas.microsoft.com/office/drawing/2014/chartex" xmlns:cx1="http://schemas.microsoft.com/office/drawing/2015/9/8/chartex" xmlns:cx2="http://schemas.microsoft.com/office/drawing/2015/10/21/chartex" xmlns:cx3="http://schemas.microsoft.com/office/drawing/2016/5/9/chartex" xmlns:cx4="http://schemas.microsoft.com/office/drawing/2016/5/10/chartex" xmlns:cx5="http://schemas.microsoft.com/office/drawing/2016/5/11/chartex" xmlns:cx6="http://schemas.microsoft.com/office/drawing/2016/5/12/chartex" xmlns:cx7="http://schemas.microsoft.com/office/drawing/2016/5/13/chartex" xmlns:cx8="http://schemas.microsoft.com/office/drawing/2016/5/14/chartex" xmlns:mc="http://schemas.openxmlformats.org/markup-compatibility/2006" xmlns:aink="http://schemas.microsoft.com/office/drawing/2016/ink" xmlns:am3d="http://schemas.microsoft.com/office/drawing/2017/model3d" xmlns:o="urn:schemas-microsoft-com:office:office" xmlns:oel="http://schemas.microsoft.com/office/2019/extlst" xmlns:r="http://schemas.openxmlformats.org/officeDocument/2006/relationships" xmlns:m="http://schemas.openxmlformats.org/officeDocument/2006/math" xmlns:v="urn:schemas-microsoft-com:vml" xmlns:wp14="http://schemas.microsoft.com/office/word/2010/wordprocessingDrawing" xmlns:wp="http://schemas.openxmlformats.org/drawingml/2006/wordprocessingDrawing" xmlns:w10="urn:schemas-microsoft-com:office:word" xmlns:w="http://schemas.openxmlformats.org/wordprocessingml/2006/main" xmlns:w14="http://schemas.microsoft.com/office/word/2010/wordml" xmlns:w15="http://schemas.microsoft.com/office/word/2012/wordml" xmlns:w16cex="http://schemas.microsoft.com/office/word/2018/wordml/cex" xmlns:w16cid="http://schemas.microsoft.com/office/word/2016/wordml/cid" xmlns:w16="http://schemas.microsoft.com/office/word/2018/wordml" xmlns:w16sdtdh="http://schemas.microsoft.com/office/word/2020/wordml/sdtdatahash" xmlns:w16se="http://schemas.microsoft.com/office/word/2015/wordml/symex" xmlns:wpg="http://schemas.microsoft.com/office/word/2010/wordprocessingGroup" xmlns:wpi="http://schemas.microsoft.com/office/word/2010/wordprocessingInk" xmlns:wne="http://schemas.microsoft.com/office/word/2006/wordml" xmlns:wps="http://schemas.microsoft.com/office/word/2010/wordprocessingShape" mc:Ignorable="w14 w15 w16se w16cid w16 w16cex w16sdtdh wp14">
   <w:body>
+    <w:p>
+      <w:pPr>
+        <w:spacing w:beforeLines="50" w:before="180" w:line="200" w:lineRule="exact"/>
+        <w:jc w:val="both"/>
+        <w:rPr>
+          <w:rFonts w:ascii="標楷體" w:eastAsia="標楷體" w:hAnsi="標楷體"/>
+          <w:b/>
+          <w:sz w:val="20"/>
+        </w:rPr>
+      </w:pPr>
+    </w:p>
     <w:tbl>
       <w:tblPr>
         <w:tblW w:w="10065" w:type="dxa"/>
@@ -13,9 +24,8 @@
         <w:tblLook w:val="0000" w:firstRow="0" w:lastRow="0" w:firstColumn="0" w:lastColumn="0" w:noHBand="0" w:noVBand="0"/>
       </w:tblPr>
       <w:tblGrid>
-        <w:gridCol w:w="5143"/>
-        <w:gridCol w:w="6"/>
-        <w:gridCol w:w="4916"/>
+        <w:gridCol w:w="4820"/>
+        <w:gridCol w:w="5245"/>
       </w:tblGrid>
       <w:tr>
         <w:trPr>
@@ -24,7 +34,7 @@
         <w:tc>
           <w:tcPr>
             <w:tcW w:w="10065" w:type="dxa"/>
-            <w:gridSpan w:val="3"/>
+            <w:gridSpan w:val="2"/>
             <w:tcBorders>
               <w:left w:val="nil"/>
               <w:bottom w:val="nil"/>
@@ -39,7 +49,6 @@
               <w:jc w:val="center"/>
               <w:rPr>
                 <w:rFonts w:eastAsia="標楷體"/>
-                <w:color w:val="000000" w:themeColor="text1"/>
                 <w:sz w:val="32"/>
                 <w:szCs w:val="32"/>
                 <w:u w:val="double"/>
@@ -50,7 +59,6 @@
                 <w:rFonts w:ascii="標楷體" w:eastAsia="標楷體" w:hAnsi="標楷體"/>
                 <w:b/>
                 <w:noProof/>
-                <w:color w:val="000000" w:themeColor="text1"/>
                 <w:sz w:val="32"/>
                 <w:szCs w:val="32"/>
               </w:rPr>
@@ -142,7 +150,7 @@
                                       <w:color w:val="FF0000"/>
                                       <w:sz w:val="20"/>
                                     </w:rPr>
-                                    <w:t>4</w:t>
+                                    <w:t>5</w:t>
                                   </w:r>
                                   <w:r>
                                     <w:rPr>
@@ -164,7 +172,7 @@
                                       <w:color w:val="FF0000"/>
                                       <w:sz w:val="20"/>
                                     </w:rPr>
-                                    <w:t>7</w:t>
+                                    <w:t>3</w:t>
                                   </w:r>
                                   <w:r>
                                     <w:rPr>
@@ -235,7 +243,7 @@
                                 <w:color w:val="FF0000"/>
                                 <w:sz w:val="20"/>
                               </w:rPr>
-                              <w:t>4</w:t>
+                              <w:t>5</w:t>
                             </w:r>
                             <w:r>
                               <w:rPr>
@@ -257,7 +265,7 @@
                                 <w:color w:val="FF0000"/>
                                 <w:sz w:val="20"/>
                               </w:rPr>
-                              <w:t>7</w:t>
+                              <w:t>3</w:t>
                             </w:r>
                             <w:r>
                               <w:rPr>
@@ -282,7 +290,6 @@
             <w:r>
               <w:rPr>
                 <w:rFonts w:eastAsia="標楷體"/>
-                <w:color w:val="000000" w:themeColor="text1"/>
                 <w:sz w:val="32"/>
                 <w:szCs w:val="32"/>
                 <w:u w:val="double"/>
@@ -292,7 +299,6 @@
             <w:r>
               <w:rPr>
                 <w:rFonts w:eastAsia="標楷體"/>
-                <w:color w:val="000000" w:themeColor="text1"/>
                 <w:sz w:val="32"/>
                 <w:szCs w:val="32"/>
                 <w:u w:val="double"/>
@@ -302,7 +308,6 @@
             <w:r>
               <w:rPr>
                 <w:rFonts w:eastAsia="標楷體"/>
-                <w:color w:val="000000" w:themeColor="text1"/>
                 <w:sz w:val="32"/>
                 <w:szCs w:val="32"/>
                 <w:u w:val="double"/>
@@ -312,25 +317,22 @@
           </w:p>
           <w:p>
             <w:pPr>
-              <w:spacing w:beforeLines="100" w:before="240" w:line="0" w:lineRule="atLeast"/>
+              <w:spacing w:beforeLines="100" w:before="360" w:line="0" w:lineRule="atLeast"/>
               <w:ind w:firstLineChars="5" w:firstLine="12"/>
               <w:rPr>
                 <w:rFonts w:eastAsia="標楷體"/>
-                <w:color w:val="000000" w:themeColor="text1"/>
                 <w:u w:val="single"/>
               </w:rPr>
             </w:pPr>
             <w:r>
               <w:rPr>
                 <w:rFonts w:eastAsia="標楷體"/>
-                <w:color w:val="000000" w:themeColor="text1"/>
               </w:rPr>
               <w:t>承攬商：</w:t>
             </w:r>
             <w:r>
               <w:rPr>
                 <w:rFonts w:eastAsia="標楷體" w:hint="eastAsia"/>
-                <w:color w:val="000000" w:themeColor="text1"/>
                 <w:u w:val="single"/>
               </w:rPr>
               <w:t xml:space="preserve">  </w:t>
@@ -338,7 +340,6 @@
             <w:r>
               <w:rPr>
                 <w:rFonts w:eastAsia="標楷體"/>
-                <w:color w:val="000000" w:themeColor="text1"/>
                 <w:u w:val="single"/>
               </w:rPr>
               <w:t xml:space="preserve">                              </w:t>
@@ -346,7 +347,6 @@
             <w:r>
               <w:rPr>
                 <w:rFonts w:eastAsia="標楷體" w:hint="eastAsia"/>
-                <w:color w:val="000000" w:themeColor="text1"/>
                 <w:u w:val="single"/>
               </w:rPr>
               <w:t xml:space="preserve"> </w:t>
@@ -354,49 +354,42 @@
             <w:r>
               <w:rPr>
                 <w:rFonts w:eastAsia="標楷體"/>
-                <w:color w:val="000000" w:themeColor="text1"/>
               </w:rPr>
               <w:t xml:space="preserve"> </w:t>
             </w:r>
             <w:r>
               <w:rPr>
                 <w:rFonts w:eastAsia="標楷體"/>
-                <w:color w:val="000000" w:themeColor="text1"/>
               </w:rPr>
               <w:t>承攬工程</w:t>
             </w:r>
             <w:r>
               <w:rPr>
                 <w:rFonts w:eastAsia="標楷體" w:hint="eastAsia"/>
-                <w:color w:val="000000" w:themeColor="text1"/>
               </w:rPr>
               <w:t>(</w:t>
             </w:r>
             <w:r>
               <w:rPr>
                 <w:rFonts w:eastAsia="標楷體"/>
-                <w:color w:val="000000" w:themeColor="text1"/>
               </w:rPr>
               <w:t>作</w:t>
             </w:r>
             <w:r>
               <w:rPr>
                 <w:rFonts w:eastAsia="標楷體" w:hint="eastAsia"/>
-                <w:color w:val="000000" w:themeColor="text1"/>
               </w:rPr>
               <w:t>)</w:t>
             </w:r>
             <w:r>
               <w:rPr>
                 <w:rFonts w:eastAsia="標楷體"/>
-                <w:color w:val="000000" w:themeColor="text1"/>
               </w:rPr>
               <w:t>名稱：</w:t>
             </w:r>
             <w:r>
               <w:rPr>
                 <w:rFonts w:eastAsia="標楷體"/>
-                <w:color w:val="000000" w:themeColor="text1"/>
                 <w:u w:val="single"/>
               </w:rPr>
               <w:t xml:space="preserve">                         </w:t>
@@ -404,38 +397,33 @@
           </w:p>
           <w:p>
             <w:pPr>
-              <w:spacing w:beforeLines="50" w:before="120" w:line="0" w:lineRule="atLeast"/>
+              <w:spacing w:beforeLines="50" w:before="180" w:line="0" w:lineRule="atLeast"/>
               <w:ind w:firstLineChars="5" w:firstLine="12"/>
               <w:rPr>
                 <w:rFonts w:eastAsia="標楷體"/>
-                <w:color w:val="000000" w:themeColor="text1"/>
               </w:rPr>
             </w:pPr>
             <w:r>
               <w:rPr>
                 <w:rFonts w:eastAsia="標楷體"/>
-                <w:color w:val="000000" w:themeColor="text1"/>
               </w:rPr>
               <w:t>時</w:t>
             </w:r>
             <w:r>
               <w:rPr>
                 <w:rFonts w:eastAsia="標楷體"/>
-                <w:color w:val="000000" w:themeColor="text1"/>
               </w:rPr>
               <w:t xml:space="preserve">   </w:t>
             </w:r>
             <w:r>
               <w:rPr>
                 <w:rFonts w:eastAsia="標楷體"/>
-                <w:color w:val="000000" w:themeColor="text1"/>
               </w:rPr>
               <w:t>間：</w:t>
             </w:r>
             <w:r>
               <w:rPr>
                 <w:rFonts w:eastAsia="標楷體"/>
-                <w:color w:val="000000" w:themeColor="text1"/>
                 <w:u w:val="single"/>
               </w:rPr>
               <w:t xml:space="preserve"> </w:t>
@@ -443,7 +431,6 @@
             <w:r>
               <w:rPr>
                 <w:rFonts w:ascii="標楷體" w:eastAsia="標楷體" w:hAnsi="標楷體"/>
-                <w:color w:val="000000" w:themeColor="text1"/>
                 <w:u w:val="single"/>
               </w:rPr>
               <w:t xml:space="preserve">   </w:t>
@@ -451,7 +438,6 @@
             <w:r>
               <w:rPr>
                 <w:rFonts w:eastAsia="標楷體"/>
-                <w:color w:val="000000" w:themeColor="text1"/>
                 <w:u w:val="single"/>
               </w:rPr>
               <w:t xml:space="preserve"> </w:t>
@@ -459,14 +445,12 @@
             <w:r>
               <w:rPr>
                 <w:rFonts w:eastAsia="標楷體"/>
-                <w:color w:val="000000" w:themeColor="text1"/>
               </w:rPr>
               <w:t>年</w:t>
             </w:r>
             <w:r>
               <w:rPr>
                 <w:rFonts w:eastAsia="標楷體"/>
-                <w:color w:val="000000" w:themeColor="text1"/>
                 <w:u w:val="single"/>
               </w:rPr>
               <w:t xml:space="preserve">     </w:t>
@@ -474,14 +458,12 @@
             <w:r>
               <w:rPr>
                 <w:rFonts w:eastAsia="標楷體"/>
-                <w:color w:val="000000" w:themeColor="text1"/>
               </w:rPr>
               <w:t>月</w:t>
             </w:r>
             <w:r>
               <w:rPr>
                 <w:rFonts w:eastAsia="標楷體"/>
-                <w:color w:val="000000" w:themeColor="text1"/>
                 <w:u w:val="single"/>
               </w:rPr>
               <w:t xml:space="preserve">     </w:t>
@@ -489,14 +471,12 @@
             <w:r>
               <w:rPr>
                 <w:rFonts w:eastAsia="標楷體"/>
-                <w:color w:val="000000" w:themeColor="text1"/>
               </w:rPr>
               <w:t>日</w:t>
             </w:r>
             <w:r>
               <w:rPr>
                 <w:rFonts w:eastAsia="標楷體"/>
-                <w:color w:val="000000" w:themeColor="text1"/>
                 <w:u w:val="single"/>
               </w:rPr>
               <w:t xml:space="preserve">     </w:t>
@@ -504,14 +484,12 @@
             <w:r>
               <w:rPr>
                 <w:rFonts w:eastAsia="標楷體"/>
-                <w:color w:val="000000" w:themeColor="text1"/>
               </w:rPr>
               <w:t>時</w:t>
             </w:r>
             <w:r>
               <w:rPr>
                 <w:rFonts w:eastAsia="標楷體"/>
-                <w:color w:val="000000" w:themeColor="text1"/>
                 <w:u w:val="single"/>
               </w:rPr>
               <w:t xml:space="preserve">     </w:t>
@@ -519,56 +497,48 @@
             <w:r>
               <w:rPr>
                 <w:rFonts w:eastAsia="標楷體"/>
-                <w:color w:val="000000" w:themeColor="text1"/>
               </w:rPr>
               <w:t>分</w:t>
             </w:r>
             <w:r>
               <w:rPr>
                 <w:rFonts w:eastAsia="標楷體"/>
-                <w:color w:val="000000" w:themeColor="text1"/>
               </w:rPr>
               <w:t xml:space="preserve">  </w:t>
             </w:r>
             <w:r>
               <w:rPr>
                 <w:rFonts w:eastAsia="標楷體"/>
-                <w:color w:val="000000" w:themeColor="text1"/>
               </w:rPr>
               <w:t>召集人</w:t>
             </w:r>
             <w:r>
               <w:rPr>
                 <w:rFonts w:eastAsia="標楷體" w:hint="eastAsia"/>
-                <w:color w:val="000000" w:themeColor="text1"/>
               </w:rPr>
               <w:t>(</w:t>
             </w:r>
             <w:r>
               <w:rPr>
                 <w:rFonts w:eastAsia="標楷體"/>
-                <w:color w:val="000000" w:themeColor="text1"/>
               </w:rPr>
               <w:t>承攬商負責人員</w:t>
             </w:r>
             <w:r>
               <w:rPr>
                 <w:rFonts w:eastAsia="標楷體" w:hint="eastAsia"/>
-                <w:color w:val="000000" w:themeColor="text1"/>
               </w:rPr>
               <w:t>)</w:t>
             </w:r>
             <w:r>
               <w:rPr>
                 <w:rFonts w:eastAsia="標楷體"/>
-                <w:color w:val="000000" w:themeColor="text1"/>
               </w:rPr>
               <w:t>：</w:t>
             </w:r>
             <w:r>
               <w:rPr>
                 <w:rFonts w:eastAsia="標楷體"/>
-                <w:color w:val="000000" w:themeColor="text1"/>
                 <w:u w:val="single"/>
               </w:rPr>
               <w:t xml:space="preserve">       </w:t>
@@ -576,7 +546,6 @@
             <w:r>
               <w:rPr>
                 <w:rFonts w:eastAsia="標楷體" w:hint="eastAsia"/>
-                <w:color w:val="000000" w:themeColor="text1"/>
                 <w:u w:val="single"/>
               </w:rPr>
               <w:t xml:space="preserve"> </w:t>
@@ -584,7 +553,6 @@
             <w:r>
               <w:rPr>
                 <w:rFonts w:eastAsia="標楷體"/>
-                <w:color w:val="000000" w:themeColor="text1"/>
                 <w:u w:val="single"/>
               </w:rPr>
               <w:t xml:space="preserve">       </w:t>
@@ -592,11 +560,10 @@
           </w:p>
           <w:p>
             <w:pPr>
-              <w:spacing w:beforeLines="30" w:before="72" w:line="0" w:lineRule="atLeast"/>
+              <w:spacing w:beforeLines="30" w:before="108" w:line="0" w:lineRule="atLeast"/>
               <w:ind w:firstLineChars="5" w:firstLine="12"/>
               <w:rPr>
                 <w:rFonts w:eastAsia="標楷體"/>
-                <w:color w:val="000000" w:themeColor="text1"/>
                 <w:szCs w:val="16"/>
                 <w:u w:val="single"/>
               </w:rPr>
@@ -604,14 +571,12 @@
             <w:r>
               <w:rPr>
                 <w:rFonts w:eastAsia="標楷體"/>
-                <w:color w:val="000000" w:themeColor="text1"/>
               </w:rPr>
               <w:t>工作項目：</w:t>
             </w:r>
             <w:r>
               <w:rPr>
                 <w:rFonts w:eastAsia="標楷體"/>
-                <w:color w:val="000000" w:themeColor="text1"/>
                 <w:u w:val="single"/>
               </w:rPr>
               <w:t xml:space="preserve">  </w:t>
@@ -619,7 +584,6 @@
             <w:r>
               <w:rPr>
                 <w:rFonts w:eastAsia="標楷體" w:hint="eastAsia"/>
-                <w:color w:val="000000" w:themeColor="text1"/>
                 <w:u w:val="single"/>
               </w:rPr>
               <w:t xml:space="preserve"> </w:t>
@@ -627,7 +591,6 @@
             <w:r>
               <w:rPr>
                 <w:rFonts w:eastAsia="標楷體"/>
-                <w:color w:val="000000" w:themeColor="text1"/>
                 <w:u w:val="single"/>
               </w:rPr>
               <w:t xml:space="preserve">                                </w:t>
@@ -635,21 +598,18 @@
             <w:r>
               <w:rPr>
                 <w:rFonts w:eastAsia="標楷體"/>
-                <w:color w:val="000000" w:themeColor="text1"/>
               </w:rPr>
               <w:t xml:space="preserve">  </w:t>
             </w:r>
             <w:r>
               <w:rPr>
                 <w:rFonts w:eastAsia="標楷體"/>
-                <w:color w:val="000000" w:themeColor="text1"/>
               </w:rPr>
               <w:t>工作地點：</w:t>
             </w:r>
             <w:r>
               <w:rPr>
                 <w:rFonts w:eastAsia="標楷體"/>
-                <w:color w:val="000000" w:themeColor="text1"/>
                 <w:u w:val="single"/>
               </w:rPr>
               <w:t xml:space="preserve"> </w:t>
@@ -657,7 +617,6 @@
             <w:r>
               <w:rPr>
                 <w:rFonts w:eastAsia="標楷體" w:hint="eastAsia"/>
-                <w:color w:val="000000" w:themeColor="text1"/>
                 <w:u w:val="single"/>
               </w:rPr>
               <w:t xml:space="preserve"> </w:t>
@@ -665,7 +624,6 @@
             <w:r>
               <w:rPr>
                 <w:rFonts w:eastAsia="標楷體"/>
-                <w:color w:val="000000" w:themeColor="text1"/>
                 <w:u w:val="single"/>
               </w:rPr>
               <w:t xml:space="preserve">              </w:t>
@@ -673,7 +631,6 @@
             <w:r>
               <w:rPr>
                 <w:rFonts w:eastAsia="標楷體" w:hint="eastAsia"/>
-                <w:color w:val="000000" w:themeColor="text1"/>
                 <w:u w:val="single"/>
               </w:rPr>
               <w:t xml:space="preserve"> </w:t>
@@ -681,7 +638,6 @@
             <w:r>
               <w:rPr>
                 <w:rFonts w:eastAsia="標楷體"/>
-                <w:color w:val="000000" w:themeColor="text1"/>
                 <w:u w:val="single"/>
               </w:rPr>
               <w:t xml:space="preserve"> </w:t>
@@ -689,7 +645,6 @@
             <w:r>
               <w:rPr>
                 <w:rFonts w:eastAsia="標楷體"/>
-                <w:color w:val="000000" w:themeColor="text1"/>
                 <w:szCs w:val="16"/>
                 <w:u w:val="single"/>
               </w:rPr>
@@ -705,7 +660,7 @@
         <w:tc>
           <w:tcPr>
             <w:tcW w:w="10065" w:type="dxa"/>
-            <w:gridSpan w:val="3"/>
+            <w:gridSpan w:val="2"/>
             <w:tcBorders>
               <w:bottom w:val="single" w:sz="4" w:space="0" w:color="auto"/>
             </w:tcBorders>
@@ -714,52 +669,45 @@
           </w:tcPr>
           <w:p>
             <w:pPr>
-              <w:spacing w:beforeLines="50" w:before="120" w:line="240" w:lineRule="exact"/>
+              <w:spacing w:beforeLines="50" w:before="180" w:line="240" w:lineRule="exact"/>
               <w:jc w:val="both"/>
               <w:rPr>
                 <w:rFonts w:ascii="標楷體" w:eastAsia="標楷體" w:hAnsi="標楷體"/>
-                <w:color w:val="000000" w:themeColor="text1"/>
-              </w:rPr>
-            </w:pPr>
-            <w:r>
-              <w:rPr>
-                <w:rFonts w:ascii="標楷體" w:eastAsia="標楷體" w:hAnsi="標楷體"/>
-                <w:color w:val="000000" w:themeColor="text1"/>
+              </w:rPr>
+            </w:pPr>
+            <w:r>
+              <w:rPr>
+                <w:rFonts w:ascii="標楷體" w:eastAsia="標楷體" w:hAnsi="標楷體"/>
               </w:rPr>
               <w:t>一、</w:t>
             </w:r>
             <w:r>
               <w:rPr>
                 <w:rFonts w:ascii="標楷體" w:eastAsia="標楷體" w:hAnsi="標楷體" w:hint="eastAsia"/>
-                <w:color w:val="000000" w:themeColor="text1"/>
               </w:rPr>
               <w:t>會議</w:t>
             </w:r>
             <w:r>
               <w:rPr>
                 <w:rFonts w:ascii="標楷體" w:eastAsia="標楷體" w:hAnsi="標楷體"/>
-                <w:color w:val="000000" w:themeColor="text1"/>
               </w:rPr>
               <w:t>前之準備</w:t>
             </w:r>
             <w:r>
               <w:rPr>
                 <w:rFonts w:ascii="標楷體" w:eastAsia="標楷體" w:hAnsi="標楷體" w:hint="eastAsia"/>
-                <w:color w:val="000000" w:themeColor="text1"/>
               </w:rPr>
               <w:t>（有辦理時以</w:t>
             </w:r>
             <w:r>
               <w:rPr>
                 <w:rFonts w:ascii="標楷體" w:eastAsia="標楷體" w:hAnsi="標楷體" w:hint="eastAsia"/>
-                <w:color w:val="000000" w:themeColor="text1"/>
               </w:rPr>
               <w:sym w:font="Wingdings 2" w:char="F052"/>
             </w:r>
             <w:r>
               <w:rPr>
                 <w:rFonts w:ascii="標楷體" w:eastAsia="標楷體" w:hAnsi="標楷體" w:hint="eastAsia"/>
-                <w:color w:val="000000" w:themeColor="text1"/>
               </w:rPr>
               <w:t>表示）</w:t>
             </w:r>
@@ -772,8 +720,7 @@
         </w:trPr>
         <w:tc>
           <w:tcPr>
-            <w:tcW w:w="5149" w:type="dxa"/>
-            <w:gridSpan w:val="2"/>
+            <w:tcW w:w="4820" w:type="dxa"/>
             <w:tcBorders>
               <w:top w:val="single" w:sz="4" w:space="0" w:color="auto"/>
               <w:left w:val="single" w:sz="4" w:space="0" w:color="auto"/>
@@ -788,27 +735,23 @@
               <w:jc w:val="both"/>
               <w:rPr>
                 <w:rFonts w:eastAsia="標楷體"/>
-                <w:color w:val="000000" w:themeColor="text1"/>
-              </w:rPr>
-            </w:pPr>
-            <w:r>
-              <w:rPr>
-                <w:rFonts w:ascii="標楷體" w:eastAsia="標楷體" w:hAnsi="標楷體"/>
-                <w:color w:val="000000" w:themeColor="text1"/>
+              </w:rPr>
+            </w:pPr>
+            <w:r>
+              <w:rPr>
+                <w:rFonts w:ascii="標楷體" w:eastAsia="標楷體" w:hAnsi="標楷體"/>
               </w:rPr>
               <w:t>□</w:t>
             </w:r>
             <w:r>
               <w:rPr>
                 <w:rFonts w:eastAsia="標楷體"/>
-                <w:color w:val="000000" w:themeColor="text1"/>
               </w:rPr>
               <w:t>1.</w:t>
             </w:r>
             <w:r>
               <w:rPr>
                 <w:rFonts w:eastAsia="標楷體"/>
-                <w:color w:val="000000" w:themeColor="text1"/>
               </w:rPr>
               <w:t>集合、一起</w:t>
             </w:r>
@@ -816,7 +759,6 @@
             <w:r>
               <w:rPr>
                 <w:rFonts w:eastAsia="標楷體"/>
-                <w:color w:val="000000" w:themeColor="text1"/>
               </w:rPr>
               <w:t>問早道好</w:t>
             </w:r>
@@ -825,7 +767,7 @@
         </w:tc>
         <w:tc>
           <w:tcPr>
-            <w:tcW w:w="4916" w:type="dxa"/>
+            <w:tcW w:w="5245" w:type="dxa"/>
             <w:tcBorders>
               <w:top w:val="single" w:sz="4" w:space="0" w:color="auto"/>
               <w:left w:val="single" w:sz="4" w:space="0" w:color="auto"/>
@@ -840,29 +782,50 @@
               <w:jc w:val="both"/>
               <w:rPr>
                 <w:rFonts w:eastAsia="標楷體"/>
-                <w:color w:val="000000" w:themeColor="text1"/>
-              </w:rPr>
-            </w:pPr>
-            <w:r>
-              <w:rPr>
-                <w:rFonts w:ascii="標楷體" w:eastAsia="標楷體" w:hAnsi="標楷體"/>
-                <w:color w:val="000000" w:themeColor="text1"/>
+              </w:rPr>
+            </w:pPr>
+            <w:r>
+              <w:rPr>
+                <w:rFonts w:ascii="標楷體" w:eastAsia="標楷體" w:hAnsi="標楷體"/>
               </w:rPr>
               <w:t>□</w:t>
             </w:r>
             <w:r>
               <w:rPr>
                 <w:rFonts w:eastAsia="標楷體"/>
-                <w:color w:val="000000" w:themeColor="text1"/>
               </w:rPr>
               <w:t>3.</w:t>
             </w:r>
             <w:r>
               <w:rPr>
                 <w:rFonts w:eastAsia="標楷體"/>
-                <w:color w:val="000000" w:themeColor="text1"/>
-              </w:rPr>
-              <w:t>檢查服裝、裝備（含安全帽、安全帶等護具）</w:t>
+              </w:rPr>
+              <w:t>檢查服裝、裝備（</w:t>
+            </w:r>
+            <w:r>
+              <w:rPr>
+                <w:rFonts w:eastAsia="標楷體"/>
+                <w:sz w:val="18"/>
+                <w:szCs w:val="18"/>
+              </w:rPr>
+              <w:t>含安全帽、</w:t>
+            </w:r>
+            <w:r>
+              <w:rPr>
+                <w:rFonts w:ascii="標楷體" w:eastAsia="標楷體" w:hAnsi="標楷體" w:cs="標楷體" w:hint="eastAsia"/>
+                <w:color w:val="FF0000"/>
+                <w:sz w:val="18"/>
+                <w:szCs w:val="18"/>
+              </w:rPr>
+              <w:t>全身背負式</w:t>
+            </w:r>
+            <w:r>
+              <w:rPr>
+                <w:rFonts w:eastAsia="標楷體"/>
+                <w:sz w:val="18"/>
+                <w:szCs w:val="18"/>
+              </w:rPr>
+              <w:t>安全帶等護具）</w:t>
             </w:r>
           </w:p>
         </w:tc>
@@ -873,8 +836,7 @@
         </w:trPr>
         <w:tc>
           <w:tcPr>
-            <w:tcW w:w="5149" w:type="dxa"/>
-            <w:gridSpan w:val="2"/>
+            <w:tcW w:w="4820" w:type="dxa"/>
             <w:tcBorders>
               <w:top w:val="single" w:sz="4" w:space="0" w:color="auto"/>
               <w:left w:val="single" w:sz="4" w:space="0" w:color="auto"/>
@@ -889,27 +851,23 @@
               <w:jc w:val="both"/>
               <w:rPr>
                 <w:rFonts w:eastAsia="標楷體"/>
-                <w:color w:val="000000" w:themeColor="text1"/>
-              </w:rPr>
-            </w:pPr>
-            <w:r>
-              <w:rPr>
-                <w:rFonts w:ascii="標楷體" w:eastAsia="標楷體" w:hAnsi="標楷體"/>
-                <w:color w:val="000000" w:themeColor="text1"/>
+              </w:rPr>
+            </w:pPr>
+            <w:r>
+              <w:rPr>
+                <w:rFonts w:ascii="標楷體" w:eastAsia="標楷體" w:hAnsi="標楷體"/>
               </w:rPr>
               <w:t>□</w:t>
             </w:r>
             <w:r>
               <w:rPr>
                 <w:rFonts w:eastAsia="標楷體"/>
-                <w:color w:val="000000" w:themeColor="text1"/>
               </w:rPr>
               <w:t>2.</w:t>
             </w:r>
             <w:r>
               <w:rPr>
                 <w:rFonts w:eastAsia="標楷體"/>
-                <w:color w:val="000000" w:themeColor="text1"/>
               </w:rPr>
               <w:t>觀察班員身心狀況、確認健康</w:t>
             </w:r>
@@ -917,7 +875,7 @@
         </w:tc>
         <w:tc>
           <w:tcPr>
-            <w:tcW w:w="4916" w:type="dxa"/>
+            <w:tcW w:w="5245" w:type="dxa"/>
             <w:tcBorders>
               <w:top w:val="single" w:sz="4" w:space="0" w:color="auto"/>
               <w:left w:val="single" w:sz="4" w:space="0" w:color="auto"/>
@@ -932,27 +890,23 @@
               <w:jc w:val="both"/>
               <w:rPr>
                 <w:rFonts w:eastAsia="標楷體"/>
-                <w:color w:val="000000" w:themeColor="text1"/>
-              </w:rPr>
-            </w:pPr>
-            <w:r>
-              <w:rPr>
-                <w:rFonts w:ascii="標楷體" w:eastAsia="標楷體" w:hAnsi="標楷體"/>
-                <w:color w:val="000000" w:themeColor="text1"/>
+              </w:rPr>
+            </w:pPr>
+            <w:r>
+              <w:rPr>
+                <w:rFonts w:ascii="標楷體" w:eastAsia="標楷體" w:hAnsi="標楷體"/>
               </w:rPr>
               <w:t>□</w:t>
             </w:r>
             <w:r>
               <w:rPr>
                 <w:rFonts w:eastAsia="標楷體"/>
-                <w:color w:val="000000" w:themeColor="text1"/>
               </w:rPr>
               <w:t>4.</w:t>
             </w:r>
             <w:r>
               <w:rPr>
                 <w:rFonts w:eastAsia="標楷體"/>
-                <w:color w:val="000000" w:themeColor="text1"/>
               </w:rPr>
               <w:t>概述工作環境、內容、安全及品質要求</w:t>
             </w:r>
@@ -965,7 +919,7 @@
         </w:trPr>
         <w:tc>
           <w:tcPr>
-            <w:tcW w:w="5143" w:type="dxa"/>
+            <w:tcW w:w="4820" w:type="dxa"/>
             <w:tcBorders>
               <w:top w:val="single" w:sz="4" w:space="0" w:color="auto"/>
               <w:left w:val="single" w:sz="4" w:space="0" w:color="auto"/>
@@ -979,27 +933,23 @@
             <w:pPr>
               <w:rPr>
                 <w:rFonts w:eastAsia="標楷體"/>
-                <w:color w:val="000000" w:themeColor="text1"/>
-              </w:rPr>
-            </w:pPr>
-            <w:r>
-              <w:rPr>
-                <w:rFonts w:ascii="標楷體" w:eastAsia="標楷體" w:hAnsi="標楷體"/>
-                <w:color w:val="000000" w:themeColor="text1"/>
+              </w:rPr>
+            </w:pPr>
+            <w:r>
+              <w:rPr>
+                <w:rFonts w:ascii="標楷體" w:eastAsia="標楷體" w:hAnsi="標楷體"/>
               </w:rPr>
               <w:t>□</w:t>
             </w:r>
             <w:r>
               <w:rPr>
                 <w:rFonts w:eastAsia="標楷體"/>
-                <w:color w:val="000000" w:themeColor="text1"/>
               </w:rPr>
               <w:t>5.</w:t>
             </w:r>
             <w:r>
               <w:rPr>
                 <w:rFonts w:eastAsia="標楷體"/>
-                <w:color w:val="000000" w:themeColor="text1"/>
               </w:rPr>
               <w:t>工作分配</w:t>
             </w:r>
@@ -1007,8 +957,7 @@
         </w:tc>
         <w:tc>
           <w:tcPr>
-            <w:tcW w:w="4922" w:type="dxa"/>
-            <w:gridSpan w:val="2"/>
+            <w:tcW w:w="5245" w:type="dxa"/>
             <w:tcBorders>
               <w:top w:val="single" w:sz="4" w:space="0" w:color="auto"/>
               <w:left w:val="single" w:sz="4" w:space="0" w:color="auto"/>
@@ -1021,57 +970,37 @@
             <w:pPr>
               <w:rPr>
                 <w:rFonts w:eastAsia="標楷體"/>
-                <w:color w:val="000000" w:themeColor="text1"/>
-              </w:rPr>
-            </w:pPr>
-            <w:r>
-              <w:rPr>
-                <w:rFonts w:ascii="標楷體" w:eastAsia="標楷體" w:hAnsi="標楷體"/>
-                <w:color w:val="FF0000"/>
+              </w:rPr>
+            </w:pPr>
+            <w:r>
+              <w:rPr>
+                <w:rFonts w:ascii="標楷體" w:eastAsia="標楷體" w:hAnsi="標楷體"/>
               </w:rPr>
               <w:t>□</w:t>
             </w:r>
             <w:r>
               <w:rPr>
                 <w:rFonts w:eastAsia="標楷體" w:hint="eastAsia"/>
-                <w:color w:val="FF0000"/>
               </w:rPr>
               <w:t>6.</w:t>
             </w:r>
             <w:r>
               <w:rPr>
                 <w:rFonts w:eastAsia="標楷體" w:hint="eastAsia"/>
-                <w:color w:val="FF0000"/>
-              </w:rPr>
-              <w:t>對於高齡</w:t>
-            </w:r>
+              </w:rPr>
+              <w:t>對於高齡工作者應依工作適性</w:t>
+            </w:r>
+            <w:proofErr w:type="gramStart"/>
             <w:r>
               <w:rPr>
                 <w:rFonts w:eastAsia="標楷體" w:hint="eastAsia"/>
-                <w:color w:val="FF0000"/>
-              </w:rPr>
-              <w:t>工作者</w:t>
-            </w:r>
+              </w:rPr>
+              <w:t>評估派工</w:t>
+            </w:r>
+            <w:proofErr w:type="gramEnd"/>
             <w:r>
               <w:rPr>
                 <w:rFonts w:eastAsia="標楷體" w:hint="eastAsia"/>
-                <w:color w:val="FF0000"/>
-              </w:rPr>
-              <w:t>應依工作適性</w:t>
-            </w:r>
-            <w:proofErr w:type="gramStart"/>
-            <w:r>
-              <w:rPr>
-                <w:rFonts w:eastAsia="標楷體" w:hint="eastAsia"/>
-                <w:color w:val="FF0000"/>
-              </w:rPr>
-              <w:t>評估派工</w:t>
-            </w:r>
-            <w:proofErr w:type="gramEnd"/>
-            <w:r>
-              <w:rPr>
-                <w:rFonts w:eastAsia="標楷體" w:hint="eastAsia"/>
-                <w:color w:val="FF0000"/>
               </w:rPr>
               <w:t>，避免單獨作業</w:t>
             </w:r>
@@ -1085,7 +1014,7 @@
         <w:tc>
           <w:tcPr>
             <w:tcW w:w="10065" w:type="dxa"/>
-            <w:gridSpan w:val="3"/>
+            <w:gridSpan w:val="2"/>
             <w:tcBorders>
               <w:top w:val="single" w:sz="4" w:space="0" w:color="auto"/>
               <w:bottom w:val="single" w:sz="4" w:space="0" w:color="auto"/>
@@ -1095,11 +1024,10 @@
           </w:tcPr>
           <w:p>
             <w:pPr>
-              <w:spacing w:beforeLines="30" w:before="72" w:line="280" w:lineRule="exact"/>
+              <w:spacing w:beforeLines="30" w:before="108" w:line="280" w:lineRule="exact"/>
               <w:jc w:val="both"/>
               <w:rPr>
                 <w:rFonts w:ascii="標楷體" w:eastAsia="標楷體" w:hAnsi="標楷體"/>
-                <w:color w:val="000000" w:themeColor="text1"/>
                 <w:sz w:val="19"/>
                 <w:szCs w:val="19"/>
               </w:rPr>
@@ -1107,21 +1035,18 @@
             <w:r>
               <w:rPr>
                 <w:rFonts w:ascii="標楷體" w:eastAsia="標楷體" w:hAnsi="標楷體"/>
-                <w:color w:val="000000" w:themeColor="text1"/>
               </w:rPr>
               <w:t>二、</w:t>
             </w:r>
             <w:r>
               <w:rPr>
                 <w:rFonts w:ascii="標楷體" w:eastAsia="標楷體" w:hAnsi="標楷體" w:hint="eastAsia"/>
-                <w:color w:val="000000" w:themeColor="text1"/>
               </w:rPr>
               <w:t>「有什麼潛在的危險」</w:t>
             </w:r>
             <w:r>
               <w:rPr>
                 <w:rFonts w:ascii="標楷體" w:eastAsia="標楷體" w:hAnsi="標楷體" w:hint="eastAsia"/>
-                <w:color w:val="000000" w:themeColor="text1"/>
                 <w:sz w:val="19"/>
                 <w:szCs w:val="19"/>
               </w:rPr>
@@ -1131,7 +1056,6 @@
               <w:rPr>
                 <w:rFonts w:ascii="標楷體" w:eastAsia="標楷體" w:hAnsi="標楷體" w:hint="eastAsia"/>
                 <w:b/>
-                <w:color w:val="000000" w:themeColor="text1"/>
                 <w:sz w:val="19"/>
                 <w:szCs w:val="19"/>
               </w:rPr>
@@ -1140,7 +1064,6 @@
             <w:r>
               <w:rPr>
                 <w:rFonts w:ascii="標楷體" w:eastAsia="標楷體" w:hAnsi="標楷體" w:hint="eastAsia"/>
-                <w:color w:val="000000" w:themeColor="text1"/>
                 <w:sz w:val="19"/>
                 <w:szCs w:val="19"/>
               </w:rPr>
@@ -1150,7 +1073,6 @@
               <w:rPr>
                 <w:rFonts w:ascii="標楷體" w:eastAsia="標楷體" w:hAnsi="標楷體" w:hint="eastAsia"/>
                 <w:b/>
-                <w:color w:val="000000" w:themeColor="text1"/>
                 <w:sz w:val="19"/>
                 <w:szCs w:val="19"/>
               </w:rPr>
@@ -1159,7 +1081,6 @@
             <w:r>
               <w:rPr>
                 <w:rFonts w:ascii="標楷體" w:eastAsia="標楷體" w:hAnsi="標楷體" w:hint="eastAsia"/>
-                <w:color w:val="000000" w:themeColor="text1"/>
                 <w:sz w:val="19"/>
                 <w:szCs w:val="19"/>
               </w:rPr>
@@ -1172,7 +1093,6 @@
               <w:jc w:val="both"/>
               <w:rPr>
                 <w:rFonts w:ascii="標楷體" w:eastAsia="標楷體" w:hAnsi="標楷體"/>
-                <w:color w:val="000000" w:themeColor="text1"/>
               </w:rPr>
             </w:pPr>
             <w:r>
@@ -1180,7 +1100,6 @@
                 <w:rFonts w:ascii="標楷體" w:eastAsia="標楷體" w:hAnsi="標楷體" w:hint="eastAsia"/>
                 <w:b/>
                 <w:bCs/>
-                <w:color w:val="000000" w:themeColor="text1"/>
                 <w:sz w:val="19"/>
                 <w:szCs w:val="19"/>
               </w:rPr>
@@ -1191,7 +1110,6 @@
                 <w:rFonts w:ascii="標楷體" w:eastAsia="標楷體" w:hAnsi="標楷體"/>
                 <w:b/>
                 <w:bCs/>
-                <w:color w:val="000000" w:themeColor="text1"/>
                 <w:sz w:val="19"/>
                 <w:szCs w:val="19"/>
               </w:rPr>
@@ -1203,7 +1121,6 @@
                 <w:rFonts w:ascii="標楷體" w:eastAsia="標楷體" w:hAnsi="標楷體"/>
                 <w:b/>
                 <w:bCs/>
-                <w:color w:val="000000" w:themeColor="text1"/>
                 <w:sz w:val="19"/>
                 <w:szCs w:val="19"/>
               </w:rPr>
@@ -1215,7 +1132,6 @@
                 <w:rFonts w:ascii="標楷體" w:eastAsia="標楷體" w:hAnsi="標楷體"/>
                 <w:b/>
                 <w:bCs/>
-                <w:color w:val="000000" w:themeColor="text1"/>
                 <w:sz w:val="19"/>
                 <w:szCs w:val="19"/>
               </w:rPr>
@@ -1227,7 +1143,6 @@
                 <w:rFonts w:ascii="標楷體" w:eastAsia="標楷體" w:hAnsi="標楷體"/>
                 <w:b/>
                 <w:bCs/>
-                <w:color w:val="000000" w:themeColor="text1"/>
                 <w:sz w:val="19"/>
                 <w:szCs w:val="19"/>
               </w:rPr>
@@ -1239,7 +1154,6 @@
                 <w:rFonts w:ascii="標楷體" w:eastAsia="標楷體" w:hAnsi="標楷體"/>
                 <w:b/>
                 <w:bCs/>
-                <w:color w:val="000000" w:themeColor="text1"/>
                 <w:sz w:val="19"/>
                 <w:szCs w:val="19"/>
               </w:rPr>
@@ -1250,7 +1164,6 @@
                 <w:rFonts w:ascii="標楷體" w:eastAsia="標楷體" w:hAnsi="標楷體" w:hint="eastAsia"/>
                 <w:b/>
                 <w:bCs/>
-                <w:color w:val="000000" w:themeColor="text1"/>
                 <w:sz w:val="19"/>
                 <w:szCs w:val="19"/>
               </w:rPr>
@@ -1265,8 +1178,7 @@
         </w:trPr>
         <w:tc>
           <w:tcPr>
-            <w:tcW w:w="5149" w:type="dxa"/>
-            <w:gridSpan w:val="2"/>
+            <w:tcW w:w="4820" w:type="dxa"/>
             <w:tcBorders>
               <w:top w:val="single" w:sz="4" w:space="0" w:color="auto"/>
               <w:left w:val="single" w:sz="4" w:space="0" w:color="auto"/>
@@ -1282,14 +1194,12 @@
               <w:jc w:val="both"/>
               <w:rPr>
                 <w:rFonts w:ascii="標楷體" w:eastAsia="標楷體" w:hAnsi="標楷體"/>
-                <w:color w:val="000000" w:themeColor="text1"/>
                 <w:szCs w:val="16"/>
               </w:rPr>
             </w:pPr>
             <w:r>
               <w:rPr>
                 <w:rFonts w:ascii="標楷體" w:eastAsia="標楷體" w:hAnsi="標楷體"/>
-                <w:color w:val="000000" w:themeColor="text1"/>
                 <w:szCs w:val="16"/>
               </w:rPr>
               <w:t>1.</w:t>
@@ -1298,7 +1208,6 @@
               <w:rPr>
                 <w:rFonts w:ascii="標楷體" w:eastAsia="標楷體" w:hAnsi="標楷體" w:hint="eastAsia"/>
                 <w:b/>
-                <w:color w:val="000000" w:themeColor="text1"/>
                 <w:w w:val="80"/>
                 <w:kern w:val="0"/>
                 <w:sz w:val="20"/>
@@ -1309,7 +1218,7 @@
         </w:tc>
         <w:tc>
           <w:tcPr>
-            <w:tcW w:w="4916" w:type="dxa"/>
+            <w:tcW w:w="5245" w:type="dxa"/>
             <w:tcBorders>
               <w:top w:val="single" w:sz="4" w:space="0" w:color="auto"/>
               <w:left w:val="single" w:sz="4" w:space="0" w:color="auto"/>
@@ -1325,14 +1234,12 @@
               <w:jc w:val="both"/>
               <w:rPr>
                 <w:rFonts w:ascii="標楷體" w:eastAsia="標楷體" w:hAnsi="標楷體"/>
-                <w:color w:val="000000" w:themeColor="text1"/>
                 <w:szCs w:val="16"/>
               </w:rPr>
             </w:pPr>
             <w:r>
               <w:rPr>
                 <w:rFonts w:ascii="標楷體" w:eastAsia="標楷體" w:hAnsi="標楷體" w:hint="eastAsia"/>
-                <w:color w:val="000000" w:themeColor="text1"/>
                 <w:szCs w:val="16"/>
               </w:rPr>
               <w:t>4</w:t>
@@ -1340,7 +1247,6 @@
             <w:r>
               <w:rPr>
                 <w:rFonts w:ascii="標楷體" w:eastAsia="標楷體" w:hAnsi="標楷體"/>
-                <w:color w:val="000000" w:themeColor="text1"/>
                 <w:szCs w:val="16"/>
               </w:rPr>
               <w:t>.</w:t>
@@ -1349,7 +1255,6 @@
               <w:rPr>
                 <w:rFonts w:ascii="標楷體" w:eastAsia="標楷體" w:hAnsi="標楷體" w:hint="eastAsia"/>
                 <w:b/>
-                <w:color w:val="000000" w:themeColor="text1"/>
                 <w:w w:val="80"/>
                 <w:kern w:val="0"/>
                 <w:sz w:val="20"/>
@@ -1365,8 +1270,7 @@
         </w:trPr>
         <w:tc>
           <w:tcPr>
-            <w:tcW w:w="5149" w:type="dxa"/>
-            <w:gridSpan w:val="2"/>
+            <w:tcW w:w="4820" w:type="dxa"/>
             <w:tcBorders>
               <w:top w:val="single" w:sz="4" w:space="0" w:color="auto"/>
               <w:left w:val="single" w:sz="4" w:space="0" w:color="auto"/>
@@ -1382,14 +1286,12 @@
               <w:jc w:val="both"/>
               <w:rPr>
                 <w:rFonts w:ascii="標楷體" w:eastAsia="標楷體" w:hAnsi="標楷體"/>
-                <w:color w:val="000000" w:themeColor="text1"/>
                 <w:szCs w:val="16"/>
               </w:rPr>
             </w:pPr>
             <w:r>
               <w:rPr>
                 <w:rFonts w:ascii="標楷體" w:eastAsia="標楷體" w:hAnsi="標楷體"/>
-                <w:color w:val="000000" w:themeColor="text1"/>
                 <w:szCs w:val="16"/>
               </w:rPr>
               <w:t>2.</w:t>
@@ -1398,7 +1300,6 @@
               <w:rPr>
                 <w:rFonts w:ascii="標楷體" w:eastAsia="標楷體" w:hAnsi="標楷體" w:hint="eastAsia"/>
                 <w:b/>
-                <w:color w:val="000000" w:themeColor="text1"/>
                 <w:w w:val="80"/>
                 <w:kern w:val="0"/>
                 <w:sz w:val="20"/>
@@ -1409,7 +1310,7 @@
         </w:tc>
         <w:tc>
           <w:tcPr>
-            <w:tcW w:w="4916" w:type="dxa"/>
+            <w:tcW w:w="5245" w:type="dxa"/>
             <w:tcBorders>
               <w:top w:val="single" w:sz="4" w:space="0" w:color="auto"/>
               <w:left w:val="single" w:sz="4" w:space="0" w:color="auto"/>
@@ -1425,14 +1326,12 @@
               <w:jc w:val="both"/>
               <w:rPr>
                 <w:rFonts w:ascii="標楷體" w:eastAsia="標楷體" w:hAnsi="標楷體"/>
-                <w:color w:val="000000" w:themeColor="text1"/>
                 <w:szCs w:val="16"/>
               </w:rPr>
             </w:pPr>
             <w:r>
               <w:rPr>
                 <w:rFonts w:ascii="標楷體" w:eastAsia="標楷體" w:hAnsi="標楷體" w:hint="eastAsia"/>
-                <w:color w:val="000000" w:themeColor="text1"/>
                 <w:szCs w:val="16"/>
               </w:rPr>
               <w:t>5</w:t>
@@ -1440,7 +1339,6 @@
             <w:r>
               <w:rPr>
                 <w:rFonts w:ascii="標楷體" w:eastAsia="標楷體" w:hAnsi="標楷體"/>
-                <w:color w:val="000000" w:themeColor="text1"/>
                 <w:szCs w:val="16"/>
               </w:rPr>
               <w:t>.</w:t>
@@ -1449,7 +1347,6 @@
               <w:rPr>
                 <w:rFonts w:ascii="標楷體" w:eastAsia="標楷體" w:hAnsi="標楷體" w:hint="eastAsia"/>
                 <w:b/>
-                <w:color w:val="000000" w:themeColor="text1"/>
                 <w:w w:val="80"/>
                 <w:kern w:val="0"/>
                 <w:sz w:val="20"/>
@@ -1465,8 +1362,7 @@
         </w:trPr>
         <w:tc>
           <w:tcPr>
-            <w:tcW w:w="5149" w:type="dxa"/>
-            <w:gridSpan w:val="2"/>
+            <w:tcW w:w="4820" w:type="dxa"/>
             <w:tcBorders>
               <w:top w:val="single" w:sz="4" w:space="0" w:color="auto"/>
               <w:left w:val="single" w:sz="4" w:space="0" w:color="auto"/>
@@ -1482,14 +1378,12 @@
               <w:jc w:val="both"/>
               <w:rPr>
                 <w:rFonts w:ascii="標楷體" w:eastAsia="標楷體" w:hAnsi="標楷體"/>
-                <w:color w:val="000000" w:themeColor="text1"/>
                 <w:szCs w:val="16"/>
               </w:rPr>
             </w:pPr>
             <w:r>
               <w:rPr>
                 <w:rFonts w:ascii="標楷體" w:eastAsia="標楷體" w:hAnsi="標楷體"/>
-                <w:color w:val="000000" w:themeColor="text1"/>
                 <w:szCs w:val="16"/>
               </w:rPr>
               <w:t>3.</w:t>
@@ -1498,7 +1392,6 @@
               <w:rPr>
                 <w:rFonts w:ascii="標楷體" w:eastAsia="標楷體" w:hAnsi="標楷體" w:hint="eastAsia"/>
                 <w:b/>
-                <w:color w:val="000000" w:themeColor="text1"/>
                 <w:w w:val="80"/>
                 <w:kern w:val="0"/>
                 <w:sz w:val="20"/>
@@ -1509,7 +1402,7 @@
         </w:tc>
         <w:tc>
           <w:tcPr>
-            <w:tcW w:w="4916" w:type="dxa"/>
+            <w:tcW w:w="5245" w:type="dxa"/>
             <w:tcBorders>
               <w:top w:val="single" w:sz="4" w:space="0" w:color="auto"/>
               <w:left w:val="single" w:sz="4" w:space="0" w:color="auto"/>
@@ -1525,14 +1418,12 @@
               <w:jc w:val="both"/>
               <w:rPr>
                 <w:rFonts w:ascii="標楷體" w:eastAsia="標楷體" w:hAnsi="標楷體"/>
-                <w:color w:val="000000" w:themeColor="text1"/>
                 <w:szCs w:val="16"/>
               </w:rPr>
             </w:pPr>
             <w:r>
               <w:rPr>
                 <w:rFonts w:ascii="標楷體" w:eastAsia="標楷體" w:hAnsi="標楷體" w:hint="eastAsia"/>
-                <w:color w:val="000000" w:themeColor="text1"/>
                 <w:szCs w:val="16"/>
               </w:rPr>
               <w:t>6</w:t>
@@ -1540,7 +1431,6 @@
             <w:r>
               <w:rPr>
                 <w:rFonts w:ascii="標楷體" w:eastAsia="標楷體" w:hAnsi="標楷體"/>
-                <w:color w:val="000000" w:themeColor="text1"/>
                 <w:szCs w:val="16"/>
               </w:rPr>
               <w:t>.</w:t>
@@ -1549,7 +1439,6 @@
               <w:rPr>
                 <w:rFonts w:ascii="標楷體" w:eastAsia="標楷體" w:hAnsi="標楷體" w:hint="eastAsia"/>
                 <w:b/>
-                <w:color w:val="000000" w:themeColor="text1"/>
                 <w:w w:val="80"/>
                 <w:kern w:val="0"/>
                 <w:sz w:val="20"/>
@@ -1566,7 +1455,7 @@
         <w:tc>
           <w:tcPr>
             <w:tcW w:w="10065" w:type="dxa"/>
-            <w:gridSpan w:val="3"/>
+            <w:gridSpan w:val="2"/>
             <w:tcBorders>
               <w:top w:val="single" w:sz="4" w:space="0" w:color="auto"/>
               <w:bottom w:val="single" w:sz="4" w:space="0" w:color="auto"/>
@@ -1576,45 +1465,39 @@
           </w:tcPr>
           <w:p>
             <w:pPr>
-              <w:spacing w:beforeLines="30" w:before="72" w:line="280" w:lineRule="exact"/>
+              <w:spacing w:beforeLines="30" w:before="108" w:line="280" w:lineRule="exact"/>
               <w:jc w:val="both"/>
               <w:rPr>
                 <w:rFonts w:ascii="標楷體" w:eastAsia="標楷體" w:hAnsi="標楷體"/>
-                <w:color w:val="000000" w:themeColor="text1"/>
-              </w:rPr>
-            </w:pPr>
-            <w:r>
-              <w:rPr>
-                <w:rFonts w:ascii="標楷體" w:eastAsia="標楷體" w:hAnsi="標楷體"/>
-                <w:color w:val="000000" w:themeColor="text1"/>
+              </w:rPr>
+            </w:pPr>
+            <w:r>
+              <w:rPr>
+                <w:rFonts w:ascii="標楷體" w:eastAsia="標楷體" w:hAnsi="標楷體"/>
               </w:rPr>
               <w:t>三、</w:t>
             </w:r>
             <w:r>
               <w:rPr>
                 <w:rFonts w:ascii="標楷體" w:eastAsia="標楷體" w:hAnsi="標楷體" w:hint="eastAsia"/>
-                <w:color w:val="000000" w:themeColor="text1"/>
               </w:rPr>
               <w:t>「樹立</w:t>
             </w:r>
             <w:r>
               <w:rPr>
                 <w:rFonts w:ascii="標楷體" w:eastAsia="標楷體" w:hAnsi="標楷體"/>
-                <w:color w:val="000000" w:themeColor="text1"/>
               </w:rPr>
               <w:t>對策</w:t>
             </w:r>
             <w:r>
               <w:rPr>
                 <w:rFonts w:ascii="標楷體" w:eastAsia="標楷體" w:hAnsi="標楷體" w:hint="eastAsia"/>
-                <w:color w:val="000000" w:themeColor="text1"/>
               </w:rPr>
               <w:t>」</w:t>
             </w:r>
             <w:r>
               <w:rPr>
                 <w:rFonts w:ascii="標楷體" w:eastAsia="標楷體" w:hAnsi="標楷體" w:hint="eastAsia"/>
-                <w:color w:val="000000" w:themeColor="text1"/>
                 <w:sz w:val="16"/>
               </w:rPr>
               <w:t>（針對「</w:t>
@@ -1622,7 +1505,6 @@
             <w:r>
               <w:rPr>
                 <w:rFonts w:ascii="標楷體" w:eastAsia="標楷體" w:hAnsi="標楷體"/>
-                <w:color w:val="000000" w:themeColor="text1"/>
                 <w:sz w:val="16"/>
               </w:rPr>
               <w:t>危險關鍵</w:t>
@@ -1630,7 +1512,6 @@
             <w:r>
               <w:rPr>
                 <w:rFonts w:ascii="標楷體" w:eastAsia="標楷體" w:hAnsi="標楷體" w:hint="eastAsia"/>
-                <w:color w:val="000000" w:themeColor="text1"/>
                 <w:sz w:val="16"/>
               </w:rPr>
               <w:t>」擬定</w:t>
@@ -1638,7 +1519,6 @@
             <w:r>
               <w:rPr>
                 <w:rFonts w:ascii="標楷體" w:eastAsia="標楷體" w:hAnsi="標楷體"/>
-                <w:color w:val="000000" w:themeColor="text1"/>
                 <w:sz w:val="16"/>
               </w:rPr>
               <w:t>對策</w:t>
@@ -1646,7 +1526,6 @@
             <w:r>
               <w:rPr>
                 <w:rFonts w:ascii="標楷體" w:eastAsia="標楷體" w:hAnsi="標楷體" w:hint="eastAsia"/>
-                <w:color w:val="000000" w:themeColor="text1"/>
                 <w:sz w:val="16"/>
               </w:rPr>
               <w:t>，並濃縮為「設定</w:t>
@@ -1654,7 +1533,6 @@
             <w:r>
               <w:rPr>
                 <w:rFonts w:ascii="標楷體" w:eastAsia="標楷體" w:hAnsi="標楷體"/>
-                <w:color w:val="000000" w:themeColor="text1"/>
                 <w:sz w:val="16"/>
               </w:rPr>
               <w:t>目標</w:t>
@@ -1662,7 +1540,6 @@
             <w:r>
               <w:rPr>
                 <w:rFonts w:ascii="標楷體" w:eastAsia="標楷體" w:hAnsi="標楷體" w:hint="eastAsia"/>
-                <w:color w:val="000000" w:themeColor="text1"/>
                 <w:sz w:val="16"/>
               </w:rPr>
               <w:t>」</w:t>
@@ -1671,7 +1548,6 @@
               <w:rPr>
                 <w:rFonts w:ascii="標楷體" w:eastAsia="標楷體" w:hAnsi="標楷體" w:hint="eastAsia"/>
                 <w:b/>
-                <w:color w:val="000000" w:themeColor="text1"/>
                 <w:sz w:val="19"/>
                 <w:szCs w:val="19"/>
               </w:rPr>
@@ -1681,7 +1557,6 @@
               <w:rPr>
                 <w:rFonts w:ascii="標楷體" w:eastAsia="標楷體" w:hAnsi="標楷體"/>
                 <w:b/>
-                <w:color w:val="000000" w:themeColor="text1"/>
                 <w:sz w:val="19"/>
                 <w:szCs w:val="19"/>
               </w:rPr>
@@ -1691,7 +1566,6 @@
               <w:rPr>
                 <w:rFonts w:ascii="標楷體" w:eastAsia="標楷體" w:hAnsi="標楷體" w:hint="eastAsia"/>
                 <w:b/>
-                <w:color w:val="000000" w:themeColor="text1"/>
                 <w:sz w:val="19"/>
                 <w:szCs w:val="19"/>
               </w:rPr>
@@ -1700,7 +1574,6 @@
             <w:r>
               <w:rPr>
                 <w:rFonts w:ascii="標楷體" w:eastAsia="標楷體" w:hAnsi="標楷體" w:hint="eastAsia"/>
-                <w:color w:val="000000" w:themeColor="text1"/>
                 <w:sz w:val="16"/>
               </w:rPr>
               <w:t>，並「</w:t>
@@ -1708,7 +1581,6 @@
             <w:r>
               <w:rPr>
                 <w:rFonts w:ascii="標楷體" w:eastAsia="標楷體" w:hAnsi="標楷體"/>
-                <w:color w:val="000000" w:themeColor="text1"/>
                 <w:sz w:val="16"/>
               </w:rPr>
               <w:t>指認</w:t>
@@ -1716,7 +1588,6 @@
             <w:r>
               <w:rPr>
                 <w:rFonts w:ascii="標楷體" w:eastAsia="標楷體" w:hAnsi="標楷體" w:hint="eastAsia"/>
-                <w:color w:val="000000" w:themeColor="text1"/>
                 <w:sz w:val="16"/>
               </w:rPr>
               <w:t>唱和」）</w:t>
@@ -1730,8 +1601,7 @@
         </w:trPr>
         <w:tc>
           <w:tcPr>
-            <w:tcW w:w="5149" w:type="dxa"/>
-            <w:gridSpan w:val="2"/>
+            <w:tcW w:w="4820" w:type="dxa"/>
             <w:tcBorders>
               <w:top w:val="single" w:sz="4" w:space="0" w:color="auto"/>
               <w:left w:val="single" w:sz="4" w:space="0" w:color="auto"/>
@@ -1747,7 +1617,6 @@
               <w:jc w:val="both"/>
               <w:rPr>
                 <w:rFonts w:ascii="標楷體" w:eastAsia="標楷體" w:hAnsi="標楷體"/>
-                <w:color w:val="000000" w:themeColor="text1"/>
                 <w:szCs w:val="16"/>
               </w:rPr>
             </w:pPr>
@@ -1755,7 +1624,7 @@
         </w:tc>
         <w:tc>
           <w:tcPr>
-            <w:tcW w:w="4916" w:type="dxa"/>
+            <w:tcW w:w="5245" w:type="dxa"/>
             <w:tcBorders>
               <w:top w:val="single" w:sz="4" w:space="0" w:color="auto"/>
               <w:left w:val="single" w:sz="4" w:space="0" w:color="auto"/>
@@ -1771,7 +1640,6 @@
               <w:jc w:val="both"/>
               <w:rPr>
                 <w:rFonts w:ascii="標楷體" w:eastAsia="標楷體" w:hAnsi="標楷體"/>
-                <w:color w:val="000000" w:themeColor="text1"/>
                 <w:szCs w:val="16"/>
               </w:rPr>
             </w:pPr>
@@ -1781,10 +1649,9 @@
     </w:tbl>
     <w:p>
       <w:pPr>
-        <w:spacing w:beforeLines="30" w:before="72" w:line="280" w:lineRule="exact"/>
+        <w:spacing w:beforeLines="30" w:before="108" w:line="280" w:lineRule="exact"/>
         <w:rPr>
           <w:rFonts w:ascii="標楷體" w:eastAsia="標楷體" w:hAnsi="標楷體"/>
-          <w:color w:val="000000" w:themeColor="text1"/>
         </w:rPr>
       </w:pPr>
       <w:r>
@@ -1792,7 +1659,6 @@
           <w:rFonts w:ascii="標楷體" w:eastAsia="標楷體" w:hAnsi="標楷體"/>
           <w:b/>
           <w:noProof/>
-          <w:color w:val="000000" w:themeColor="text1"/>
           <w:sz w:val="40"/>
           <w:szCs w:val="40"/>
         </w:rPr>
@@ -1913,21 +1779,18 @@
       <w:r>
         <w:rPr>
           <w:rFonts w:ascii="標楷體" w:eastAsia="標楷體" w:hAnsi="標楷體" w:hint="eastAsia"/>
-          <w:color w:val="000000" w:themeColor="text1"/>
         </w:rPr>
         <w:t>四</w:t>
       </w:r>
       <w:r>
         <w:rPr>
           <w:rFonts w:ascii="標楷體" w:eastAsia="標楷體" w:hAnsi="標楷體"/>
-          <w:color w:val="000000" w:themeColor="text1"/>
         </w:rPr>
         <w:t>、</w:t>
       </w:r>
       <w:r>
         <w:rPr>
           <w:rFonts w:ascii="標楷體" w:eastAsia="標楷體" w:hAnsi="標楷體" w:hint="eastAsia"/>
-          <w:color w:val="000000" w:themeColor="text1"/>
         </w:rPr>
         <w:t>召集人宣導事項(</w:t>
       </w:r>
@@ -1935,7 +1798,6 @@
       <w:r>
         <w:rPr>
           <w:rFonts w:ascii="標楷體" w:eastAsia="標楷體" w:hAnsi="標楷體" w:hint="eastAsia"/>
-          <w:color w:val="000000" w:themeColor="text1"/>
         </w:rPr>
         <w:t>含風控</w:t>
       </w:r>
@@ -1943,21 +1805,18 @@
       <w:r>
         <w:rPr>
           <w:rFonts w:ascii="標楷體" w:eastAsia="標楷體" w:hAnsi="標楷體" w:hint="eastAsia"/>
-          <w:color w:val="000000" w:themeColor="text1"/>
         </w:rPr>
         <w:t>宣導事</w:t>
       </w:r>
       <w:r>
         <w:rPr>
           <w:rFonts w:ascii="標楷體" w:eastAsia="標楷體" w:hAnsi="標楷體"/>
-          <w:color w:val="000000" w:themeColor="text1"/>
         </w:rPr>
         <w:t>項)</w:t>
       </w:r>
       <w:r>
         <w:rPr>
           <w:rFonts w:ascii="標楷體" w:eastAsia="標楷體" w:hAnsi="標楷體" w:hint="eastAsia"/>
-          <w:color w:val="000000" w:themeColor="text1"/>
         </w:rPr>
         <w:t>：</w:t>
       </w:r>
@@ -1993,13 +1852,11 @@
               <w:jc w:val="right"/>
               <w:rPr>
                 <w:rFonts w:ascii="標楷體" w:eastAsia="標楷體" w:hAnsi="標楷體"/>
-                <w:color w:val="000000" w:themeColor="text1"/>
               </w:rPr>
             </w:pPr>
             <w:r>
               <w:rPr>
                 <w:rFonts w:ascii="標楷體" w:eastAsia="標楷體" w:hAnsi="標楷體" w:hint="eastAsia"/>
-                <w:color w:val="000000" w:themeColor="text1"/>
               </w:rPr>
               <w:t>（工作場所環境、危害因素、應採取之防護措施說明及告知）</w:t>
             </w:r>
@@ -2051,19 +1908,11 @@
               <w:rPr>
                 <w:rFonts w:ascii="標楷體" w:eastAsia="標楷體" w:hAnsi="標楷體"/>
               </w:rPr>
-              <w:t>□已申請 □已核准 □已檢視內容</w:t>
-            </w:r>
-            <w:r>
-              <w:rPr>
-                <w:rFonts w:ascii="標楷體" w:eastAsia="標楷體" w:hAnsi="標楷體"/>
-                <w:color w:val="FF0000"/>
-              </w:rPr>
-              <w:t>□</w:t>
+              <w:t>□已申請 □已核准 □已檢視內容□</w:t>
             </w:r>
             <w:r>
               <w:rPr>
                 <w:rFonts w:ascii="標楷體" w:eastAsia="標楷體" w:hAnsi="標楷體" w:hint="eastAsia"/>
-                <w:color w:val="FF0000"/>
               </w:rPr>
               <w:t>無相關作業</w:t>
             </w:r>
@@ -2078,13 +1927,11 @@
               <w:ind w:leftChars="0" w:left="283" w:hangingChars="118" w:hanging="283"/>
               <w:rPr>
                 <w:rFonts w:ascii="標楷體" w:eastAsia="標楷體" w:hAnsi="標楷體"/>
-                <w:color w:val="000000" w:themeColor="text1"/>
               </w:rPr>
             </w:pPr>
             <w:r>
               <w:rPr>
                 <w:rFonts w:ascii="標楷體" w:eastAsia="標楷體" w:hAnsi="標楷體" w:hint="eastAsia"/>
-                <w:color w:val="FF0000"/>
               </w:rPr>
               <w:t>其他：</w:t>
             </w:r>
@@ -2094,10 +1941,9 @@
     </w:tbl>
     <w:p>
       <w:pPr>
-        <w:spacing w:beforeLines="10" w:before="24" w:line="280" w:lineRule="exact"/>
+        <w:spacing w:beforeLines="10" w:before="36" w:line="280" w:lineRule="exact"/>
         <w:rPr>
           <w:rFonts w:ascii="標楷體" w:eastAsia="標楷體" w:hAnsi="標楷體"/>
-          <w:color w:val="000000" w:themeColor="text1"/>
           <w:sz w:val="18"/>
           <w:szCs w:val="18"/>
         </w:rPr>
@@ -2105,7 +1951,6 @@
       <w:r>
         <w:rPr>
           <w:rFonts w:ascii="標楷體" w:eastAsia="標楷體" w:hAnsi="標楷體" w:hint="eastAsia"/>
-          <w:color w:val="000000" w:themeColor="text1"/>
           <w:sz w:val="18"/>
           <w:szCs w:val="18"/>
         </w:rPr>
@@ -2114,7 +1959,7 @@
     </w:p>
     <w:p>
       <w:pPr>
-        <w:spacing w:beforeLines="10" w:before="24" w:line="280" w:lineRule="exact"/>
+        <w:spacing w:beforeLines="10" w:before="36" w:line="280" w:lineRule="exact"/>
         <w:rPr>
           <w:rFonts w:ascii="標楷體" w:eastAsia="標楷體" w:hAnsi="標楷體"/>
           <w:sz w:val="22"/>
@@ -2124,7 +1969,6 @@
       <w:r>
         <w:rPr>
           <w:rFonts w:ascii="標楷體" w:eastAsia="標楷體" w:hAnsi="標楷體" w:hint="eastAsia"/>
-          <w:color w:val="000000" w:themeColor="text1"/>
         </w:rPr>
         <w:t xml:space="preserve">五、工作班人員簽名: </w:t>
       </w:r>
@@ -2153,23 +1997,12 @@
           <w:sz w:val="22"/>
           <w:szCs w:val="22"/>
         </w:rPr>
-        <w:t>親自簽名切結身體狀況適任從事現場作業-工地負責人以簽〝可〞確認註記；</w:t>
+        <w:t>親自簽名切結身體狀況適任從事現場作業-工地負責人以簽〝可〞確認註記；高齡工作</w:t>
       </w:r>
       <w:r>
         <w:rPr>
           <w:rFonts w:ascii="標楷體" w:eastAsia="標楷體" w:hAnsi="標楷體" w:hint="eastAsia"/>
           <w:b/>
-          <w:color w:val="FF0000"/>
-          <w:sz w:val="22"/>
-          <w:szCs w:val="22"/>
-        </w:rPr>
-        <w:t>高齡工作</w:t>
-      </w:r>
-      <w:r>
-        <w:rPr>
-          <w:rFonts w:ascii="標楷體" w:eastAsia="標楷體" w:hAnsi="標楷體" w:hint="eastAsia"/>
-          <w:b/>
-          <w:color w:val="FF0000"/>
           <w:sz w:val="22"/>
           <w:szCs w:val="22"/>
         </w:rPr>
@@ -2179,7 +2012,6 @@
         <w:rPr>
           <w:rFonts w:ascii="標楷體" w:eastAsia="標楷體" w:hAnsi="標楷體" w:hint="eastAsia"/>
           <w:b/>
-          <w:color w:val="FF0000"/>
           <w:sz w:val="22"/>
           <w:szCs w:val="22"/>
         </w:rPr>
@@ -2190,7 +2022,6 @@
         <w:rPr>
           <w:rFonts w:ascii="標楷體" w:eastAsia="標楷體" w:hAnsi="標楷體" w:hint="eastAsia"/>
           <w:b/>
-          <w:color w:val="FF0000"/>
           <w:sz w:val="22"/>
           <w:szCs w:val="22"/>
         </w:rPr>
@@ -2201,7 +2032,6 @@
         <w:rPr>
           <w:rFonts w:ascii="標楷體" w:eastAsia="標楷體" w:hAnsi="標楷體" w:hint="eastAsia"/>
           <w:b/>
-          <w:color w:val="FF0000"/>
           <w:sz w:val="22"/>
           <w:szCs w:val="22"/>
         </w:rPr>
@@ -2212,7 +2042,6 @@
         <w:rPr>
           <w:rFonts w:ascii="標楷體" w:eastAsia="標楷體" w:hAnsi="標楷體" w:hint="eastAsia"/>
           <w:b/>
-          <w:color w:val="FF0000"/>
           <w:sz w:val="22"/>
           <w:szCs w:val="22"/>
         </w:rPr>
@@ -2223,20 +2052,10 @@
         <w:rPr>
           <w:rFonts w:ascii="標楷體" w:eastAsia="標楷體" w:hAnsi="標楷體" w:hint="eastAsia"/>
           <w:b/>
-          <w:color w:val="FF0000"/>
           <w:sz w:val="22"/>
           <w:szCs w:val="22"/>
         </w:rPr>
-        <w:t>確認註記</w:t>
-      </w:r>
-      <w:r>
-        <w:rPr>
-          <w:rFonts w:ascii="標楷體" w:eastAsia="標楷體" w:hAnsi="標楷體" w:hint="eastAsia"/>
-          <w:b/>
-          <w:sz w:val="22"/>
-          <w:szCs w:val="22"/>
-        </w:rPr>
-        <w:t>；工作服編號加</w:t>
+        <w:t>確認註記；工作服編號加</w:t>
       </w:r>
       <w:proofErr w:type="gramStart"/>
       <w:r>
@@ -2314,14 +2133,12 @@
               <w:rPr>
                 <w:rFonts w:ascii="標楷體" w:eastAsia="標楷體" w:hAnsi="標楷體"/>
                 <w:b/>
-                <w:color w:val="FF0000"/>
               </w:rPr>
             </w:pPr>
             <w:r>
               <w:rPr>
                 <w:rFonts w:ascii="標楷體" w:eastAsia="標楷體" w:hAnsi="標楷體" w:hint="eastAsia"/>
                 <w:b/>
-                <w:color w:val="FF0000"/>
               </w:rPr>
               <w:t>簽  名</w:t>
             </w:r>
@@ -2340,14 +2157,12 @@
               <w:rPr>
                 <w:rFonts w:ascii="標楷體" w:eastAsia="標楷體" w:hAnsi="標楷體"/>
                 <w:b/>
-                <w:color w:val="FF0000"/>
               </w:rPr>
             </w:pPr>
             <w:r>
               <w:rPr>
                 <w:rFonts w:ascii="標楷體" w:eastAsia="標楷體" w:hAnsi="標楷體" w:hint="eastAsia"/>
                 <w:b/>
-                <w:color w:val="FF0000"/>
               </w:rPr>
               <w:t>編號</w:t>
             </w:r>
@@ -2369,7 +2184,6 @@
               <w:rPr>
                 <w:rFonts w:ascii="標楷體" w:eastAsia="標楷體" w:hAnsi="標楷體"/>
                 <w:b/>
-                <w:color w:val="FF0000"/>
               </w:rPr>
             </w:pPr>
             <w:proofErr w:type="gramStart"/>
@@ -2377,7 +2191,6 @@
               <w:rPr>
                 <w:rFonts w:ascii="標楷體" w:eastAsia="標楷體" w:hAnsi="標楷體" w:hint="eastAsia"/>
                 <w:b/>
-                <w:color w:val="FF0000"/>
               </w:rPr>
               <w:t>註</w:t>
             </w:r>
@@ -2391,14 +2204,12 @@
               <w:rPr>
                 <w:rFonts w:ascii="標楷體" w:eastAsia="標楷體" w:hAnsi="標楷體"/>
                 <w:b/>
-                <w:color w:val="FF0000"/>
               </w:rPr>
             </w:pPr>
             <w:r>
               <w:rPr>
                 <w:rFonts w:ascii="標楷體" w:eastAsia="標楷體" w:hAnsi="標楷體" w:hint="eastAsia"/>
                 <w:b/>
-                <w:color w:val="FF0000"/>
               </w:rPr>
               <w:t>記</w:t>
             </w:r>
@@ -2419,14 +2230,12 @@
               <w:rPr>
                 <w:rFonts w:ascii="標楷體" w:eastAsia="標楷體" w:hAnsi="標楷體"/>
                 <w:b/>
-                <w:color w:val="FF0000"/>
               </w:rPr>
             </w:pPr>
             <w:r>
               <w:rPr>
                 <w:rFonts w:ascii="標楷體" w:eastAsia="標楷體" w:hAnsi="標楷體" w:hint="eastAsia"/>
                 <w:b/>
-                <w:color w:val="FF0000"/>
               </w:rPr>
               <w:t>簽  名</w:t>
             </w:r>
@@ -2445,14 +2254,12 @@
               <w:rPr>
                 <w:rFonts w:ascii="標楷體" w:eastAsia="標楷體" w:hAnsi="標楷體"/>
                 <w:b/>
-                <w:color w:val="FF0000"/>
               </w:rPr>
             </w:pPr>
             <w:r>
               <w:rPr>
                 <w:rFonts w:ascii="標楷體" w:eastAsia="標楷體" w:hAnsi="標楷體" w:hint="eastAsia"/>
                 <w:b/>
-                <w:color w:val="FF0000"/>
               </w:rPr>
               <w:t>編號</w:t>
             </w:r>
@@ -2471,7 +2278,6 @@
               <w:rPr>
                 <w:rFonts w:ascii="標楷體" w:eastAsia="標楷體" w:hAnsi="標楷體"/>
                 <w:b/>
-                <w:color w:val="FF0000"/>
               </w:rPr>
             </w:pPr>
             <w:proofErr w:type="gramStart"/>
@@ -2479,7 +2285,6 @@
               <w:rPr>
                 <w:rFonts w:ascii="標楷體" w:eastAsia="標楷體" w:hAnsi="標楷體" w:hint="eastAsia"/>
                 <w:b/>
-                <w:color w:val="FF0000"/>
               </w:rPr>
               <w:t>註</w:t>
             </w:r>
@@ -2493,14 +2298,12 @@
               <w:rPr>
                 <w:rFonts w:ascii="標楷體" w:eastAsia="標楷體" w:hAnsi="標楷體"/>
                 <w:b/>
-                <w:color w:val="FF0000"/>
               </w:rPr>
             </w:pPr>
             <w:r>
               <w:rPr>
                 <w:rFonts w:ascii="標楷體" w:eastAsia="標楷體" w:hAnsi="標楷體" w:hint="eastAsia"/>
                 <w:b/>
-                <w:color w:val="FF0000"/>
               </w:rPr>
               <w:t>記</w:t>
             </w:r>
@@ -2518,14 +2321,12 @@
               <w:rPr>
                 <w:rFonts w:ascii="標楷體" w:eastAsia="標楷體" w:hAnsi="標楷體"/>
                 <w:b/>
-                <w:color w:val="FF0000"/>
               </w:rPr>
             </w:pPr>
             <w:r>
               <w:rPr>
                 <w:rFonts w:ascii="標楷體" w:eastAsia="標楷體" w:hAnsi="標楷體" w:hint="eastAsia"/>
                 <w:b/>
-                <w:color w:val="FF0000"/>
               </w:rPr>
               <w:t>簽  名</w:t>
             </w:r>
@@ -2544,14 +2345,12 @@
               <w:rPr>
                 <w:rFonts w:ascii="標楷體" w:eastAsia="標楷體" w:hAnsi="標楷體"/>
                 <w:b/>
-                <w:color w:val="FF0000"/>
               </w:rPr>
             </w:pPr>
             <w:r>
               <w:rPr>
                 <w:rFonts w:ascii="標楷體" w:eastAsia="標楷體" w:hAnsi="標楷體" w:hint="eastAsia"/>
                 <w:b/>
-                <w:color w:val="FF0000"/>
               </w:rPr>
               <w:t>編號</w:t>
             </w:r>
@@ -2570,7 +2369,6 @@
               <w:rPr>
                 <w:rFonts w:ascii="標楷體" w:eastAsia="標楷體" w:hAnsi="標楷體"/>
                 <w:b/>
-                <w:color w:val="FF0000"/>
               </w:rPr>
             </w:pPr>
             <w:proofErr w:type="gramStart"/>
@@ -2578,7 +2376,6 @@
               <w:rPr>
                 <w:rFonts w:ascii="標楷體" w:eastAsia="標楷體" w:hAnsi="標楷體" w:hint="eastAsia"/>
                 <w:b/>
-                <w:color w:val="FF0000"/>
               </w:rPr>
               <w:t>註</w:t>
             </w:r>
@@ -2592,14 +2389,12 @@
               <w:rPr>
                 <w:rFonts w:ascii="標楷體" w:eastAsia="標楷體" w:hAnsi="標楷體"/>
                 <w:b/>
-                <w:color w:val="FF0000"/>
               </w:rPr>
             </w:pPr>
             <w:r>
               <w:rPr>
                 <w:rFonts w:ascii="標楷體" w:eastAsia="標楷體" w:hAnsi="標楷體" w:hint="eastAsia"/>
                 <w:b/>
-                <w:color w:val="FF0000"/>
               </w:rPr>
               <w:t>記</w:t>
             </w:r>
@@ -2617,14 +2412,12 @@
               <w:rPr>
                 <w:rFonts w:ascii="標楷體" w:eastAsia="標楷體" w:hAnsi="標楷體"/>
                 <w:b/>
-                <w:color w:val="FF0000"/>
               </w:rPr>
             </w:pPr>
             <w:r>
               <w:rPr>
                 <w:rFonts w:ascii="標楷體" w:eastAsia="標楷體" w:hAnsi="標楷體" w:hint="eastAsia"/>
                 <w:b/>
-                <w:color w:val="FF0000"/>
               </w:rPr>
               <w:t>簽  名</w:t>
             </w:r>
@@ -2643,14 +2436,12 @@
               <w:rPr>
                 <w:rFonts w:ascii="標楷體" w:eastAsia="標楷體" w:hAnsi="標楷體"/>
                 <w:b/>
-                <w:color w:val="FF0000"/>
               </w:rPr>
             </w:pPr>
             <w:r>
               <w:rPr>
                 <w:rFonts w:ascii="標楷體" w:eastAsia="標楷體" w:hAnsi="標楷體" w:hint="eastAsia"/>
                 <w:b/>
-                <w:color w:val="FF0000"/>
               </w:rPr>
               <w:t>編號</w:t>
             </w:r>
@@ -2669,7 +2460,6 @@
               <w:rPr>
                 <w:rFonts w:ascii="標楷體" w:eastAsia="標楷體" w:hAnsi="標楷體"/>
                 <w:b/>
-                <w:color w:val="FF0000"/>
               </w:rPr>
             </w:pPr>
             <w:proofErr w:type="gramStart"/>
@@ -2677,7 +2467,6 @@
               <w:rPr>
                 <w:rFonts w:ascii="標楷體" w:eastAsia="標楷體" w:hAnsi="標楷體" w:hint="eastAsia"/>
                 <w:b/>
-                <w:color w:val="FF0000"/>
               </w:rPr>
               <w:t>註</w:t>
             </w:r>
@@ -2691,14 +2480,12 @@
               <w:rPr>
                 <w:rFonts w:ascii="標楷體" w:eastAsia="標楷體" w:hAnsi="標楷體"/>
                 <w:b/>
-                <w:color w:val="FF0000"/>
               </w:rPr>
             </w:pPr>
             <w:r>
               <w:rPr>
                 <w:rFonts w:ascii="標楷體" w:eastAsia="標楷體" w:hAnsi="標楷體" w:hint="eastAsia"/>
                 <w:b/>
-                <w:color w:val="FF0000"/>
               </w:rPr>
               <w:t>記</w:t>
             </w:r>
@@ -2720,7 +2507,6 @@
               <w:rPr>
                 <w:rFonts w:ascii="標楷體" w:eastAsia="標楷體" w:hAnsi="標楷體"/>
                 <w:bCs/>
-                <w:color w:val="D9D9D9" w:themeColor="background1" w:themeShade="D9"/>
                 <w:szCs w:val="16"/>
               </w:rPr>
             </w:pPr>
@@ -2728,7 +2514,6 @@
               <w:rPr>
                 <w:rFonts w:ascii="標楷體" w:eastAsia="標楷體" w:hAnsi="標楷體"/>
                 <w:bCs/>
-                <w:color w:val="D9D9D9" w:themeColor="background1" w:themeShade="D9"/>
                 <w:szCs w:val="16"/>
               </w:rPr>
               <w:t>E</w:t>
@@ -2737,7 +2522,6 @@
               <w:rPr>
                 <w:rFonts w:ascii="標楷體" w:eastAsia="標楷體" w:hAnsi="標楷體" w:hint="eastAsia"/>
                 <w:bCs/>
-                <w:color w:val="D9D9D9" w:themeColor="background1" w:themeShade="D9"/>
                 <w:szCs w:val="16"/>
               </w:rPr>
               <w:t>x.王大明</w:t>
@@ -2755,7 +2539,6 @@
               <w:rPr>
                 <w:rFonts w:ascii="標楷體" w:eastAsia="標楷體" w:hAnsi="標楷體"/>
                 <w:bCs/>
-                <w:color w:val="D9D9D9" w:themeColor="background1" w:themeShade="D9"/>
                 <w:szCs w:val="16"/>
               </w:rPr>
             </w:pPr>
@@ -2763,7 +2546,6 @@
               <w:rPr>
                 <w:rFonts w:ascii="標楷體" w:eastAsia="標楷體" w:hAnsi="標楷體" w:hint="eastAsia"/>
                 <w:bCs/>
-                <w:color w:val="D9D9D9" w:themeColor="background1" w:themeShade="D9"/>
                 <w:szCs w:val="16"/>
               </w:rPr>
               <w:t>3</w:t>
@@ -2783,7 +2565,6 @@
               <w:rPr>
                 <w:rFonts w:ascii="標楷體" w:eastAsia="標楷體" w:hAnsi="標楷體"/>
                 <w:bCs/>
-                <w:color w:val="D9D9D9" w:themeColor="background1" w:themeShade="D9"/>
                 <w:szCs w:val="16"/>
               </w:rPr>
             </w:pPr>
@@ -2791,7 +2572,6 @@
               <w:rPr>
                 <w:rFonts w:ascii="標楷體" w:eastAsia="標楷體" w:hAnsi="標楷體" w:hint="eastAsia"/>
                 <w:bCs/>
-                <w:color w:val="D9D9D9" w:themeColor="background1" w:themeShade="D9"/>
                 <w:szCs w:val="16"/>
               </w:rPr>
               <w:t>可</w:t>
@@ -2958,7 +2738,6 @@
               <w:rPr>
                 <w:rFonts w:ascii="標楷體" w:eastAsia="標楷體" w:hAnsi="標楷體"/>
                 <w:bCs/>
-                <w:color w:val="D9D9D9" w:themeColor="background1" w:themeShade="D9"/>
                 <w:szCs w:val="16"/>
               </w:rPr>
             </w:pPr>
@@ -2975,7 +2754,6 @@
               <w:rPr>
                 <w:rFonts w:ascii="標楷體" w:eastAsia="標楷體" w:hAnsi="標楷體"/>
                 <w:bCs/>
-                <w:color w:val="D9D9D9" w:themeColor="background1" w:themeShade="D9"/>
                 <w:szCs w:val="16"/>
               </w:rPr>
             </w:pPr>
@@ -2994,7 +2772,6 @@
               <w:rPr>
                 <w:rFonts w:ascii="標楷體" w:eastAsia="標楷體" w:hAnsi="標楷體"/>
                 <w:bCs/>
-                <w:color w:val="D9D9D9" w:themeColor="background1" w:themeShade="D9"/>
                 <w:szCs w:val="16"/>
               </w:rPr>
             </w:pPr>
@@ -3002,7 +2779,6 @@
               <w:rPr>
                 <w:rFonts w:ascii="標楷體" w:eastAsia="標楷體" w:hAnsi="標楷體" w:hint="eastAsia"/>
                 <w:bCs/>
-                <w:color w:val="D9D9D9" w:themeColor="background1" w:themeShade="D9"/>
                 <w:szCs w:val="16"/>
               </w:rPr>
               <w:t>★</w:t>
@@ -4151,7 +3927,7 @@
       </w:tr>
       <w:tr>
         <w:trPr>
-          <w:trHeight w:val="270"/>
+          <w:trHeight w:val="272"/>
         </w:trPr>
         <w:tc>
           <w:tcPr>
@@ -4750,32 +4526,27 @@
     <w:p>
       <w:pPr>
         <w:widowControl/>
-        <w:spacing w:beforeLines="50" w:before="120"/>
+        <w:spacing w:beforeLines="50" w:before="180"/>
         <w:rPr>
           <w:rFonts w:ascii="標楷體" w:eastAsia="標楷體" w:hAnsi="標楷體"/>
-          <w:color w:val="000000" w:themeColor="text1"/>
         </w:rPr>
       </w:pPr>
       <w:r>
         <w:rPr>
           <w:rFonts w:ascii="標楷體" w:eastAsia="標楷體" w:hAnsi="標楷體" w:hint="eastAsia"/>
-          <w:color w:val="000000" w:themeColor="text1"/>
           <w:sz w:val="20"/>
         </w:rPr>
-        <w:lastRenderedPageBreak/>
         <w:t>(</w:t>
       </w:r>
       <w:r>
         <w:rPr>
           <w:rFonts w:ascii="標楷體" w:eastAsia="標楷體" w:hAnsi="標楷體" w:hint="eastAsia"/>
-          <w:color w:val="000000" w:themeColor="text1"/>
         </w:rPr>
         <w:t>承攬商</w:t>
       </w:r>
       <w:r>
         <w:rPr>
           <w:rFonts w:ascii="標楷體" w:eastAsia="標楷體" w:hAnsi="標楷體" w:hint="eastAsia"/>
-          <w:color w:val="000000" w:themeColor="text1"/>
           <w:sz w:val="20"/>
         </w:rPr>
         <w:t>)</w:t>
@@ -4783,42 +4554,36 @@
       <w:r>
         <w:rPr>
           <w:rFonts w:ascii="標楷體" w:eastAsia="標楷體" w:hAnsi="標楷體" w:hint="eastAsia"/>
-          <w:color w:val="000000" w:themeColor="text1"/>
         </w:rPr>
         <w:t>領班：</w:t>
       </w:r>
       <w:r>
         <w:rPr>
           <w:rFonts w:ascii="標楷體" w:eastAsia="標楷體" w:hAnsi="標楷體"/>
-          <w:color w:val="000000" w:themeColor="text1"/>
         </w:rPr>
         <w:t xml:space="preserve">     </w:t>
       </w:r>
       <w:r>
         <w:rPr>
           <w:rFonts w:ascii="標楷體" w:eastAsia="標楷體" w:hAnsi="標楷體" w:hint="eastAsia"/>
-          <w:color w:val="000000" w:themeColor="text1"/>
         </w:rPr>
         <w:t xml:space="preserve">      </w:t>
       </w:r>
       <w:r>
         <w:rPr>
           <w:rFonts w:ascii="標楷體" w:eastAsia="標楷體" w:hAnsi="標楷體"/>
-          <w:color w:val="000000" w:themeColor="text1"/>
         </w:rPr>
         <w:t xml:space="preserve"> </w:t>
       </w:r>
       <w:r>
         <w:rPr>
           <w:rFonts w:ascii="標楷體" w:eastAsia="標楷體" w:hAnsi="標楷體" w:hint="eastAsia"/>
-          <w:color w:val="000000" w:themeColor="text1"/>
         </w:rPr>
         <w:t xml:space="preserve">       </w:t>
       </w:r>
       <w:r>
         <w:rPr>
           <w:rFonts w:ascii="標楷體" w:eastAsia="標楷體" w:hAnsi="標楷體" w:hint="eastAsia"/>
-          <w:color w:val="000000" w:themeColor="text1"/>
           <w:lang w:eastAsia="zh-HK"/>
         </w:rPr>
         <w:t>職</w:t>
@@ -4826,96 +4591,41 @@
       <w:r>
         <w:rPr>
           <w:rFonts w:ascii="標楷體" w:eastAsia="標楷體" w:hAnsi="標楷體" w:hint="eastAsia"/>
-          <w:color w:val="000000" w:themeColor="text1"/>
         </w:rPr>
         <w:t>安人員：</w:t>
       </w:r>
       <w:r>
         <w:rPr>
           <w:rFonts w:ascii="標楷體" w:eastAsia="標楷體" w:hAnsi="標楷體"/>
-          <w:color w:val="000000" w:themeColor="text1"/>
         </w:rPr>
         <w:t xml:space="preserve">     </w:t>
       </w:r>
       <w:r>
         <w:rPr>
           <w:rFonts w:ascii="標楷體" w:eastAsia="標楷體" w:hAnsi="標楷體" w:hint="eastAsia"/>
-          <w:color w:val="000000" w:themeColor="text1"/>
         </w:rPr>
         <w:t xml:space="preserve">      </w:t>
       </w:r>
       <w:r>
         <w:rPr>
           <w:rFonts w:ascii="標楷體" w:eastAsia="標楷體" w:hAnsi="標楷體"/>
-          <w:color w:val="000000" w:themeColor="text1"/>
         </w:rPr>
         <w:t xml:space="preserve"> </w:t>
       </w:r>
       <w:r>
         <w:rPr>
           <w:rFonts w:ascii="標楷體" w:eastAsia="標楷體" w:hAnsi="標楷體" w:hint="eastAsia"/>
-          <w:color w:val="000000" w:themeColor="text1"/>
         </w:rPr>
         <w:t xml:space="preserve">     工地負責人：</w:t>
-      </w:r>
-    </w:p>
-    <w:p>
-      <w:pPr>
-        <w:widowControl/>
-        <w:jc w:val="center"/>
-        <w:rPr>
-          <w:rFonts w:ascii="標楷體" w:eastAsia="標楷體" w:hAnsi="標楷體"/>
-          <w:color w:val="000000" w:themeColor="text1"/>
-          <w:sz w:val="28"/>
-          <w:szCs w:val="28"/>
-        </w:rPr>
-      </w:pPr>
-      <w:r>
-        <w:rPr>
-          <w:rFonts w:ascii="標楷體" w:eastAsia="標楷體" w:hAnsi="標楷體"/>
-          <w:color w:val="000000" w:themeColor="text1"/>
-        </w:rPr>
-        <w:br w:type="page"/>
-      </w:r>
-    </w:p>
-    <w:p>
-      <w:pPr>
-        <w:rPr>
-          <w:rFonts w:ascii="標楷體" w:eastAsia="標楷體" w:hAnsi="標楷體"/>
-          <w:color w:val="000000" w:themeColor="text1"/>
-          <w:sz w:val="28"/>
-          <w:szCs w:val="28"/>
-        </w:rPr>
-      </w:pPr>
-    </w:p>
-    <w:p>
-      <w:pPr>
-        <w:tabs>
-          <w:tab w:val="left" w:pos="2367"/>
-        </w:tabs>
-        <w:rPr>
-          <w:rFonts w:ascii="標楷體" w:eastAsia="標楷體" w:hAnsi="標楷體"/>
-          <w:color w:val="000000" w:themeColor="text1"/>
-          <w:sz w:val="28"/>
-          <w:szCs w:val="28"/>
-        </w:rPr>
-      </w:pPr>
-      <w:r>
-        <w:rPr>
-          <w:rFonts w:ascii="標楷體" w:eastAsia="標楷體" w:hAnsi="標楷體"/>
-          <w:color w:val="000000" w:themeColor="text1"/>
-          <w:sz w:val="28"/>
-          <w:szCs w:val="28"/>
-        </w:rPr>
-        <w:tab/>
       </w:r>
     </w:p>
     <w:sectPr>
       <w:headerReference w:type="default" r:id="rId8"/>
       <w:pgSz w:w="11907" w:h="16840" w:code="9"/>
-      <w:pgMar w:top="709" w:right="851" w:bottom="851" w:left="595" w:header="737" w:footer="567" w:gutter="0"/>
+      <w:pgMar w:top="510" w:right="851" w:bottom="510" w:left="595" w:header="284" w:footer="340" w:gutter="397"/>
+      <w:pgNumType w:start="1"/>
       <w:cols w:space="425"/>
-      <w:docGrid w:linePitch="360"/>
+      <w:docGrid w:type="lines" w:linePitch="360"/>
     </w:sectPr>
   </w:body>
 </w:document>
@@ -4992,7 +4702,7 @@
         <v:path o:extrusionok="f" gradientshapeok="t" o:connecttype="rect"/>
         <o:lock v:ext="edit" aspectratio="t"/>
       </v:shapetype>
-      <v:shape id="_x0000_i1031" type="#_x0000_t75" style="width:11.25pt;height:11.25pt" o:bullet="t">
+      <v:shape id="_x0000_i1036" type="#_x0000_t75" style="width:11.4pt;height:11.4pt" o:bullet="t">
         <v:imagedata r:id="rId1" o:title="msoE1C5"/>
       </v:shape>
     </w:pict>
@@ -6724,6 +6434,96 @@
     </w:lvl>
   </w:abstractNum>
   <w:abstractNum w:abstractNumId="19" w15:restartNumberingAfterBreak="0">
+    <w:nsid w:val="22C3443D"/>
+    <w:multiLevelType w:val="hybridMultilevel"/>
+    <w:tmpl w:val="494A1FFA"/>
+    <w:lvl w:ilvl="0" w:tplc="5ED0A95C">
+      <w:start w:val="1"/>
+      <w:numFmt w:val="decimal"/>
+      <w:lvlText w:val="%1."/>
+      <w:lvlJc w:val="left"/>
+      <w:pPr>
+        <w:ind w:left="600" w:hanging="600"/>
+      </w:pPr>
+      <w:rPr>
+        <w:rFonts w:hint="eastAsia"/>
+        <w:b/>
+      </w:rPr>
+    </w:lvl>
+    <w:lvl w:ilvl="1" w:tplc="04090019" w:tentative="1">
+      <w:start w:val="1"/>
+      <w:numFmt w:val="ideographTraditional"/>
+      <w:lvlText w:val="%2、"/>
+      <w:lvlJc w:val="left"/>
+      <w:pPr>
+        <w:ind w:left="960" w:hanging="480"/>
+      </w:pPr>
+    </w:lvl>
+    <w:lvl w:ilvl="2" w:tplc="0409001B" w:tentative="1">
+      <w:start w:val="1"/>
+      <w:numFmt w:val="lowerRoman"/>
+      <w:lvlText w:val="%3."/>
+      <w:lvlJc w:val="right"/>
+      <w:pPr>
+        <w:ind w:left="1440" w:hanging="480"/>
+      </w:pPr>
+    </w:lvl>
+    <w:lvl w:ilvl="3" w:tplc="0409000F" w:tentative="1">
+      <w:start w:val="1"/>
+      <w:numFmt w:val="decimal"/>
+      <w:lvlText w:val="%4."/>
+      <w:lvlJc w:val="left"/>
+      <w:pPr>
+        <w:ind w:left="1920" w:hanging="480"/>
+      </w:pPr>
+    </w:lvl>
+    <w:lvl w:ilvl="4" w:tplc="04090019" w:tentative="1">
+      <w:start w:val="1"/>
+      <w:numFmt w:val="ideographTraditional"/>
+      <w:lvlText w:val="%5、"/>
+      <w:lvlJc w:val="left"/>
+      <w:pPr>
+        <w:ind w:left="2400" w:hanging="480"/>
+      </w:pPr>
+    </w:lvl>
+    <w:lvl w:ilvl="5" w:tplc="0409001B" w:tentative="1">
+      <w:start w:val="1"/>
+      <w:numFmt w:val="lowerRoman"/>
+      <w:lvlText w:val="%6."/>
+      <w:lvlJc w:val="right"/>
+      <w:pPr>
+        <w:ind w:left="2880" w:hanging="480"/>
+      </w:pPr>
+    </w:lvl>
+    <w:lvl w:ilvl="6" w:tplc="0409000F" w:tentative="1">
+      <w:start w:val="1"/>
+      <w:numFmt w:val="decimal"/>
+      <w:lvlText w:val="%7."/>
+      <w:lvlJc w:val="left"/>
+      <w:pPr>
+        <w:ind w:left="3360" w:hanging="480"/>
+      </w:pPr>
+    </w:lvl>
+    <w:lvl w:ilvl="7" w:tplc="04090019" w:tentative="1">
+      <w:start w:val="1"/>
+      <w:numFmt w:val="ideographTraditional"/>
+      <w:lvlText w:val="%8、"/>
+      <w:lvlJc w:val="left"/>
+      <w:pPr>
+        <w:ind w:left="3840" w:hanging="480"/>
+      </w:pPr>
+    </w:lvl>
+    <w:lvl w:ilvl="8" w:tplc="0409001B" w:tentative="1">
+      <w:start w:val="1"/>
+      <w:numFmt w:val="lowerRoman"/>
+      <w:lvlText w:val="%9."/>
+      <w:lvlJc w:val="right"/>
+      <w:pPr>
+        <w:ind w:left="4320" w:hanging="480"/>
+      </w:pPr>
+    </w:lvl>
+  </w:abstractNum>
+  <w:abstractNum w:abstractNumId="20" w15:restartNumberingAfterBreak="0">
     <w:nsid w:val="24E52728"/>
     <w:multiLevelType w:val="singleLevel"/>
     <w:tmpl w:val="74DA451A"/>
@@ -6743,7 +6543,7 @@
       </w:rPr>
     </w:lvl>
   </w:abstractNum>
-  <w:abstractNum w:abstractNumId="20" w15:restartNumberingAfterBreak="0">
+  <w:abstractNum w:abstractNumId="21" w15:restartNumberingAfterBreak="0">
     <w:nsid w:val="251265D8"/>
     <w:multiLevelType w:val="hybridMultilevel"/>
     <w:tmpl w:val="399692A4"/>
@@ -6859,7 +6659,7 @@
       </w:pPr>
     </w:lvl>
   </w:abstractNum>
-  <w:abstractNum w:abstractNumId="21" w15:restartNumberingAfterBreak="0">
+  <w:abstractNum w:abstractNumId="22" w15:restartNumberingAfterBreak="0">
     <w:nsid w:val="2983433A"/>
     <w:multiLevelType w:val="hybridMultilevel"/>
     <w:tmpl w:val="B05C2B22"/>
@@ -6945,7 +6745,7 @@
       </w:pPr>
     </w:lvl>
   </w:abstractNum>
-  <w:abstractNum w:abstractNumId="22" w15:restartNumberingAfterBreak="0">
+  <w:abstractNum w:abstractNumId="23" w15:restartNumberingAfterBreak="0">
     <w:nsid w:val="2B383B12"/>
     <w:multiLevelType w:val="hybridMultilevel"/>
     <w:tmpl w:val="7592FA44"/>
@@ -7061,7 +6861,7 @@
       </w:pPr>
     </w:lvl>
   </w:abstractNum>
-  <w:abstractNum w:abstractNumId="23" w15:restartNumberingAfterBreak="0">
+  <w:abstractNum w:abstractNumId="24" w15:restartNumberingAfterBreak="0">
     <w:nsid w:val="2F382E66"/>
     <w:multiLevelType w:val="hybridMultilevel"/>
     <w:tmpl w:val="00587956"/>
@@ -7151,7 +6951,7 @@
       </w:pPr>
     </w:lvl>
   </w:abstractNum>
-  <w:abstractNum w:abstractNumId="24" w15:restartNumberingAfterBreak="0">
+  <w:abstractNum w:abstractNumId="25" w15:restartNumberingAfterBreak="0">
     <w:nsid w:val="301419CE"/>
     <w:multiLevelType w:val="hybridMultilevel"/>
     <w:tmpl w:val="A13E6368"/>
@@ -7275,7 +7075,7 @@
       </w:pPr>
     </w:lvl>
   </w:abstractNum>
-  <w:abstractNum w:abstractNumId="25" w15:restartNumberingAfterBreak="0">
+  <w:abstractNum w:abstractNumId="26" w15:restartNumberingAfterBreak="0">
     <w:nsid w:val="321B6533"/>
     <w:multiLevelType w:val="hybridMultilevel"/>
     <w:tmpl w:val="1B944A46"/>
@@ -7391,7 +7191,7 @@
       </w:pPr>
     </w:lvl>
   </w:abstractNum>
-  <w:abstractNum w:abstractNumId="26" w15:restartNumberingAfterBreak="0">
+  <w:abstractNum w:abstractNumId="27" w15:restartNumberingAfterBreak="0">
     <w:nsid w:val="386B24C9"/>
     <w:multiLevelType w:val="hybridMultilevel"/>
     <w:tmpl w:val="7C6CC628"/>
@@ -7482,7 +7282,7 @@
       </w:pPr>
     </w:lvl>
   </w:abstractNum>
-  <w:abstractNum w:abstractNumId="27" w15:restartNumberingAfterBreak="0">
+  <w:abstractNum w:abstractNumId="28" w15:restartNumberingAfterBreak="0">
     <w:nsid w:val="388A4EF6"/>
     <w:multiLevelType w:val="multilevel"/>
     <w:tmpl w:val="1848E9DE"/>
@@ -7575,7 +7375,7 @@
       </w:pPr>
     </w:lvl>
   </w:abstractNum>
-  <w:abstractNum w:abstractNumId="28" w15:restartNumberingAfterBreak="0">
+  <w:abstractNum w:abstractNumId="29" w15:restartNumberingAfterBreak="0">
     <w:nsid w:val="38EC624C"/>
     <w:multiLevelType w:val="hybridMultilevel"/>
     <w:tmpl w:val="8CFE7C86"/>
@@ -7664,7 +7464,7 @@
       </w:pPr>
     </w:lvl>
   </w:abstractNum>
-  <w:abstractNum w:abstractNumId="29" w15:restartNumberingAfterBreak="0">
+  <w:abstractNum w:abstractNumId="30" w15:restartNumberingAfterBreak="0">
     <w:nsid w:val="3B211B80"/>
     <w:multiLevelType w:val="hybridMultilevel"/>
     <w:tmpl w:val="6B704878"/>
@@ -7753,7 +7553,7 @@
       </w:pPr>
     </w:lvl>
   </w:abstractNum>
-  <w:abstractNum w:abstractNumId="30" w15:restartNumberingAfterBreak="0">
+  <w:abstractNum w:abstractNumId="31" w15:restartNumberingAfterBreak="0">
     <w:nsid w:val="3BED37F4"/>
     <w:multiLevelType w:val="hybridMultilevel"/>
     <w:tmpl w:val="982AF3EC"/>
@@ -7842,7 +7642,7 @@
       </w:pPr>
     </w:lvl>
   </w:abstractNum>
-  <w:abstractNum w:abstractNumId="31" w15:restartNumberingAfterBreak="0">
+  <w:abstractNum w:abstractNumId="32" w15:restartNumberingAfterBreak="0">
     <w:nsid w:val="3CA36BCB"/>
     <w:multiLevelType w:val="hybridMultilevel"/>
     <w:tmpl w:val="65F62CC8"/>
@@ -7934,7 +7734,7 @@
       </w:pPr>
     </w:lvl>
   </w:abstractNum>
-  <w:abstractNum w:abstractNumId="32" w15:restartNumberingAfterBreak="0">
+  <w:abstractNum w:abstractNumId="33" w15:restartNumberingAfterBreak="0">
     <w:nsid w:val="3F14197C"/>
     <w:multiLevelType w:val="hybridMultilevel"/>
     <w:tmpl w:val="15E68AF8"/>
@@ -8048,7 +7848,7 @@
       </w:rPr>
     </w:lvl>
   </w:abstractNum>
-  <w:abstractNum w:abstractNumId="33" w15:restartNumberingAfterBreak="0">
+  <w:abstractNum w:abstractNumId="34" w15:restartNumberingAfterBreak="0">
     <w:nsid w:val="40ED7E36"/>
     <w:multiLevelType w:val="hybridMultilevel"/>
     <w:tmpl w:val="4878B304"/>
@@ -8137,7 +7937,7 @@
       </w:pPr>
     </w:lvl>
   </w:abstractNum>
-  <w:abstractNum w:abstractNumId="34" w15:restartNumberingAfterBreak="0">
+  <w:abstractNum w:abstractNumId="35" w15:restartNumberingAfterBreak="0">
     <w:nsid w:val="41935A4F"/>
     <w:multiLevelType w:val="hybridMultilevel"/>
     <w:tmpl w:val="DCF689F4"/>
@@ -8226,7 +8026,7 @@
       </w:pPr>
     </w:lvl>
   </w:abstractNum>
-  <w:abstractNum w:abstractNumId="35" w15:restartNumberingAfterBreak="0">
+  <w:abstractNum w:abstractNumId="36" w15:restartNumberingAfterBreak="0">
     <w:nsid w:val="455D37DA"/>
     <w:multiLevelType w:val="hybridMultilevel"/>
     <w:tmpl w:val="8182F490"/>
@@ -8317,7 +8117,7 @@
       </w:pPr>
     </w:lvl>
   </w:abstractNum>
-  <w:abstractNum w:abstractNumId="36" w15:restartNumberingAfterBreak="0">
+  <w:abstractNum w:abstractNumId="37" w15:restartNumberingAfterBreak="0">
     <w:nsid w:val="489E131F"/>
     <w:multiLevelType w:val="singleLevel"/>
     <w:tmpl w:val="5ED0A95C"/>
@@ -8337,7 +8137,7 @@
       </w:rPr>
     </w:lvl>
   </w:abstractNum>
-  <w:abstractNum w:abstractNumId="37" w15:restartNumberingAfterBreak="0">
+  <w:abstractNum w:abstractNumId="38" w15:restartNumberingAfterBreak="0">
     <w:nsid w:val="48BD50CB"/>
     <w:multiLevelType w:val="hybridMultilevel"/>
     <w:tmpl w:val="7EF4FE28"/>
@@ -8426,7 +8226,7 @@
       </w:pPr>
     </w:lvl>
   </w:abstractNum>
-  <w:abstractNum w:abstractNumId="38" w15:restartNumberingAfterBreak="0">
+  <w:abstractNum w:abstractNumId="39" w15:restartNumberingAfterBreak="0">
     <w:nsid w:val="4AD22E57"/>
     <w:multiLevelType w:val="hybridMultilevel"/>
     <w:tmpl w:val="65F62CC8"/>
@@ -8518,7 +8318,7 @@
       </w:pPr>
     </w:lvl>
   </w:abstractNum>
-  <w:abstractNum w:abstractNumId="39" w15:restartNumberingAfterBreak="0">
+  <w:abstractNum w:abstractNumId="40" w15:restartNumberingAfterBreak="0">
     <w:nsid w:val="4B360CB3"/>
     <w:multiLevelType w:val="hybridMultilevel"/>
     <w:tmpl w:val="DCF689F4"/>
@@ -8607,7 +8407,7 @@
       </w:pPr>
     </w:lvl>
   </w:abstractNum>
-  <w:abstractNum w:abstractNumId="40" w15:restartNumberingAfterBreak="0">
+  <w:abstractNum w:abstractNumId="41" w15:restartNumberingAfterBreak="0">
     <w:nsid w:val="4D3531D8"/>
     <w:multiLevelType w:val="hybridMultilevel"/>
     <w:tmpl w:val="76FE925E"/>
@@ -8748,7 +8548,7 @@
       </w:rPr>
     </w:lvl>
   </w:abstractNum>
-  <w:abstractNum w:abstractNumId="41" w15:restartNumberingAfterBreak="0">
+  <w:abstractNum w:abstractNumId="42" w15:restartNumberingAfterBreak="0">
     <w:nsid w:val="4F801EAD"/>
     <w:multiLevelType w:val="hybridMultilevel"/>
     <w:tmpl w:val="072ED336"/>
@@ -8834,11 +8634,11 @@
       </w:pPr>
     </w:lvl>
   </w:abstractNum>
-  <w:abstractNum w:abstractNumId="42" w15:restartNumberingAfterBreak="0">
+  <w:abstractNum w:abstractNumId="43" w15:restartNumberingAfterBreak="0">
     <w:nsid w:val="515D2019"/>
     <w:multiLevelType w:val="hybridMultilevel"/>
-    <w:tmpl w:val="8BBC24B4"/>
-    <w:lvl w:ilvl="0" w:tplc="807ECC26">
+    <w:tmpl w:val="C36453A6"/>
+    <w:lvl w:ilvl="0" w:tplc="955A0530">
       <w:start w:val="1"/>
       <w:numFmt w:val="decimal"/>
       <w:lvlText w:val="%1."/>
@@ -8848,7 +8648,7 @@
       </w:pPr>
       <w:rPr>
         <w:rFonts w:hint="default"/>
-        <w:color w:val="FF0000"/>
+        <w:color w:val="auto"/>
       </w:rPr>
     </w:lvl>
     <w:lvl w:ilvl="1" w:tplc="04090019" w:tentative="1">
@@ -8924,7 +8724,7 @@
       </w:pPr>
     </w:lvl>
   </w:abstractNum>
-  <w:abstractNum w:abstractNumId="43" w15:restartNumberingAfterBreak="0">
+  <w:abstractNum w:abstractNumId="44" w15:restartNumberingAfterBreak="0">
     <w:nsid w:val="532504FF"/>
     <w:multiLevelType w:val="hybridMultilevel"/>
     <w:tmpl w:val="DCF689F4"/>
@@ -9013,7 +8813,7 @@
       </w:pPr>
     </w:lvl>
   </w:abstractNum>
-  <w:abstractNum w:abstractNumId="44" w15:restartNumberingAfterBreak="0">
+  <w:abstractNum w:abstractNumId="45" w15:restartNumberingAfterBreak="0">
     <w:nsid w:val="536811BF"/>
     <w:multiLevelType w:val="hybridMultilevel"/>
     <w:tmpl w:val="6F58FE96"/>
@@ -9102,7 +8902,7 @@
       </w:pPr>
     </w:lvl>
   </w:abstractNum>
-  <w:abstractNum w:abstractNumId="45" w15:restartNumberingAfterBreak="0">
+  <w:abstractNum w:abstractNumId="46" w15:restartNumberingAfterBreak="0">
     <w:nsid w:val="536F0229"/>
     <w:multiLevelType w:val="hybridMultilevel"/>
     <w:tmpl w:val="BDB2F76E"/>
@@ -9218,7 +9018,7 @@
       </w:pPr>
     </w:lvl>
   </w:abstractNum>
-  <w:abstractNum w:abstractNumId="46" w15:restartNumberingAfterBreak="0">
+  <w:abstractNum w:abstractNumId="47" w15:restartNumberingAfterBreak="0">
     <w:nsid w:val="537447CD"/>
     <w:multiLevelType w:val="hybridMultilevel"/>
     <w:tmpl w:val="DCF689F4"/>
@@ -9307,7 +9107,7 @@
       </w:pPr>
     </w:lvl>
   </w:abstractNum>
-  <w:abstractNum w:abstractNumId="47" w15:restartNumberingAfterBreak="0">
+  <w:abstractNum w:abstractNumId="48" w15:restartNumberingAfterBreak="0">
     <w:nsid w:val="541E4EF2"/>
     <w:multiLevelType w:val="singleLevel"/>
     <w:tmpl w:val="E56CFA1A"/>
@@ -9327,7 +9127,7 @@
       </w:rPr>
     </w:lvl>
   </w:abstractNum>
-  <w:abstractNum w:abstractNumId="48" w15:restartNumberingAfterBreak="0">
+  <w:abstractNum w:abstractNumId="49" w15:restartNumberingAfterBreak="0">
     <w:nsid w:val="55607F23"/>
     <w:multiLevelType w:val="hybridMultilevel"/>
     <w:tmpl w:val="C144C364"/>
@@ -9416,7 +9216,7 @@
       </w:pPr>
     </w:lvl>
   </w:abstractNum>
-  <w:abstractNum w:abstractNumId="49" w15:restartNumberingAfterBreak="0">
+  <w:abstractNum w:abstractNumId="50" w15:restartNumberingAfterBreak="0">
     <w:nsid w:val="57F10696"/>
     <w:multiLevelType w:val="hybridMultilevel"/>
     <w:tmpl w:val="1B944A46"/>
@@ -9532,7 +9332,7 @@
       </w:pPr>
     </w:lvl>
   </w:abstractNum>
-  <w:abstractNum w:abstractNumId="50" w15:restartNumberingAfterBreak="0">
+  <w:abstractNum w:abstractNumId="51" w15:restartNumberingAfterBreak="0">
     <w:nsid w:val="5AA23888"/>
     <w:multiLevelType w:val="hybridMultilevel"/>
     <w:tmpl w:val="03C63550"/>
@@ -9618,7 +9418,7 @@
       </w:pPr>
     </w:lvl>
   </w:abstractNum>
-  <w:abstractNum w:abstractNumId="51" w15:restartNumberingAfterBreak="0">
+  <w:abstractNum w:abstractNumId="52" w15:restartNumberingAfterBreak="0">
     <w:nsid w:val="5BCA2E40"/>
     <w:multiLevelType w:val="hybridMultilevel"/>
     <w:tmpl w:val="2E8C052C"/>
@@ -9707,7 +9507,7 @@
       </w:pPr>
     </w:lvl>
   </w:abstractNum>
-  <w:abstractNum w:abstractNumId="52" w15:restartNumberingAfterBreak="0">
+  <w:abstractNum w:abstractNumId="53" w15:restartNumberingAfterBreak="0">
     <w:nsid w:val="5CB6761F"/>
     <w:multiLevelType w:val="hybridMultilevel"/>
     <w:tmpl w:val="3E56FDB0"/>
@@ -9797,7 +9597,7 @@
       </w:pPr>
     </w:lvl>
   </w:abstractNum>
-  <w:abstractNum w:abstractNumId="53" w15:restartNumberingAfterBreak="0">
+  <w:abstractNum w:abstractNumId="54" w15:restartNumberingAfterBreak="0">
     <w:nsid w:val="5D8B5BB4"/>
     <w:multiLevelType w:val="hybridMultilevel"/>
     <w:tmpl w:val="B3265FA2"/>
@@ -9912,7 +9712,7 @@
       </w:rPr>
     </w:lvl>
   </w:abstractNum>
-  <w:abstractNum w:abstractNumId="54" w15:restartNumberingAfterBreak="0">
+  <w:abstractNum w:abstractNumId="55" w15:restartNumberingAfterBreak="0">
     <w:nsid w:val="5F4D5249"/>
     <w:multiLevelType w:val="hybridMultilevel"/>
     <w:tmpl w:val="DF9A9100"/>
@@ -10029,7 +9829,7 @@
       </w:pPr>
     </w:lvl>
   </w:abstractNum>
-  <w:abstractNum w:abstractNumId="55" w15:restartNumberingAfterBreak="0">
+  <w:abstractNum w:abstractNumId="56" w15:restartNumberingAfterBreak="0">
     <w:nsid w:val="5F644DB1"/>
     <w:multiLevelType w:val="hybridMultilevel"/>
     <w:tmpl w:val="A6906EDE"/>
@@ -10144,7 +9944,7 @@
       </w:rPr>
     </w:lvl>
   </w:abstractNum>
-  <w:abstractNum w:abstractNumId="56" w15:restartNumberingAfterBreak="0">
+  <w:abstractNum w:abstractNumId="57" w15:restartNumberingAfterBreak="0">
     <w:nsid w:val="61CB62B5"/>
     <w:multiLevelType w:val="hybridMultilevel"/>
     <w:tmpl w:val="DCF689F4"/>
@@ -10233,7 +10033,7 @@
       </w:pPr>
     </w:lvl>
   </w:abstractNum>
-  <w:abstractNum w:abstractNumId="57" w15:restartNumberingAfterBreak="0">
+  <w:abstractNum w:abstractNumId="58" w15:restartNumberingAfterBreak="0">
     <w:nsid w:val="67C95A70"/>
     <w:multiLevelType w:val="multilevel"/>
     <w:tmpl w:val="870A2A9A"/>
@@ -10322,7 +10122,7 @@
       </w:pPr>
     </w:lvl>
   </w:abstractNum>
-  <w:abstractNum w:abstractNumId="58" w15:restartNumberingAfterBreak="0">
+  <w:abstractNum w:abstractNumId="59" w15:restartNumberingAfterBreak="0">
     <w:nsid w:val="68BA67E2"/>
     <w:multiLevelType w:val="hybridMultilevel"/>
     <w:tmpl w:val="244E2C38"/>
@@ -10411,7 +10211,7 @@
       </w:pPr>
     </w:lvl>
   </w:abstractNum>
-  <w:abstractNum w:abstractNumId="59" w15:restartNumberingAfterBreak="0">
+  <w:abstractNum w:abstractNumId="60" w15:restartNumberingAfterBreak="0">
     <w:nsid w:val="6A865A0D"/>
     <w:multiLevelType w:val="hybridMultilevel"/>
     <w:tmpl w:val="7442675E"/>
@@ -10500,7 +10300,7 @@
       </w:pPr>
     </w:lvl>
   </w:abstractNum>
-  <w:abstractNum w:abstractNumId="60" w15:restartNumberingAfterBreak="0">
+  <w:abstractNum w:abstractNumId="61" w15:restartNumberingAfterBreak="0">
     <w:nsid w:val="6B0571AA"/>
     <w:multiLevelType w:val="hybridMultilevel"/>
     <w:tmpl w:val="79EE36BC"/>
@@ -10616,7 +10416,7 @@
       </w:pPr>
     </w:lvl>
   </w:abstractNum>
-  <w:abstractNum w:abstractNumId="61" w15:restartNumberingAfterBreak="0">
+  <w:abstractNum w:abstractNumId="62" w15:restartNumberingAfterBreak="0">
     <w:nsid w:val="6C1F3FD5"/>
     <w:multiLevelType w:val="hybridMultilevel"/>
     <w:tmpl w:val="C692485C"/>
@@ -10732,7 +10532,7 @@
       </w:pPr>
     </w:lvl>
   </w:abstractNum>
-  <w:abstractNum w:abstractNumId="62" w15:restartNumberingAfterBreak="0">
+  <w:abstractNum w:abstractNumId="63" w15:restartNumberingAfterBreak="0">
     <w:nsid w:val="6C9D0E84"/>
     <w:multiLevelType w:val="hybridMultilevel"/>
     <w:tmpl w:val="B05C2B22"/>
@@ -10818,7 +10618,7 @@
       </w:pPr>
     </w:lvl>
   </w:abstractNum>
-  <w:abstractNum w:abstractNumId="63" w15:restartNumberingAfterBreak="0">
+  <w:abstractNum w:abstractNumId="64" w15:restartNumberingAfterBreak="0">
     <w:nsid w:val="70E4294E"/>
     <w:multiLevelType w:val="hybridMultilevel"/>
     <w:tmpl w:val="21CA86EC"/>
@@ -10934,7 +10734,7 @@
       </w:pPr>
     </w:lvl>
   </w:abstractNum>
-  <w:abstractNum w:abstractNumId="64" w15:restartNumberingAfterBreak="0">
+  <w:abstractNum w:abstractNumId="65" w15:restartNumberingAfterBreak="0">
     <w:nsid w:val="73042D5E"/>
     <w:multiLevelType w:val="hybridMultilevel"/>
     <w:tmpl w:val="1B944A46"/>
@@ -11050,7 +10850,7 @@
       </w:pPr>
     </w:lvl>
   </w:abstractNum>
-  <w:abstractNum w:abstractNumId="65" w15:restartNumberingAfterBreak="0">
+  <w:abstractNum w:abstractNumId="66" w15:restartNumberingAfterBreak="0">
     <w:nsid w:val="76BB2B30"/>
     <w:multiLevelType w:val="hybridMultilevel"/>
     <w:tmpl w:val="165AC012"/>
@@ -11163,7 +10963,7 @@
       </w:rPr>
     </w:lvl>
   </w:abstractNum>
-  <w:abstractNum w:abstractNumId="66" w15:restartNumberingAfterBreak="0">
+  <w:abstractNum w:abstractNumId="67" w15:restartNumberingAfterBreak="0">
     <w:nsid w:val="77670589"/>
     <w:multiLevelType w:val="hybridMultilevel"/>
     <w:tmpl w:val="3EDA81A0"/>
@@ -11252,7 +11052,7 @@
       </w:pPr>
     </w:lvl>
   </w:abstractNum>
-  <w:abstractNum w:abstractNumId="67" w15:restartNumberingAfterBreak="0">
+  <w:abstractNum w:abstractNumId="68" w15:restartNumberingAfterBreak="0">
     <w:nsid w:val="7D920C24"/>
     <w:multiLevelType w:val="hybridMultilevel"/>
     <w:tmpl w:val="F560009A"/>
@@ -11339,40 +11139,40 @@
     </w:lvl>
   </w:abstractNum>
   <w:num w:numId="1" w16cid:durableId="175653044">
-    <w:abstractNumId w:val="47"/>
+    <w:abstractNumId w:val="48"/>
   </w:num>
   <w:num w:numId="2" w16cid:durableId="1193373969">
     <w:abstractNumId w:val="10"/>
   </w:num>
   <w:num w:numId="3" w16cid:durableId="507256770">
-    <w:abstractNumId w:val="19"/>
+    <w:abstractNumId w:val="20"/>
   </w:num>
   <w:num w:numId="4" w16cid:durableId="2037727094">
-    <w:abstractNumId w:val="36"/>
+    <w:abstractNumId w:val="37"/>
   </w:num>
   <w:num w:numId="5" w16cid:durableId="2048723498">
-    <w:abstractNumId w:val="49"/>
+    <w:abstractNumId w:val="50"/>
   </w:num>
   <w:num w:numId="6" w16cid:durableId="591671294">
-    <w:abstractNumId w:val="60"/>
+    <w:abstractNumId w:val="61"/>
   </w:num>
   <w:num w:numId="7" w16cid:durableId="1147629086">
-    <w:abstractNumId w:val="22"/>
+    <w:abstractNumId w:val="23"/>
   </w:num>
   <w:num w:numId="8" w16cid:durableId="610164983">
-    <w:abstractNumId w:val="54"/>
+    <w:abstractNumId w:val="55"/>
   </w:num>
   <w:num w:numId="9" w16cid:durableId="242955285">
     <w:abstractNumId w:val="18"/>
   </w:num>
   <w:num w:numId="10" w16cid:durableId="1082988873">
-    <w:abstractNumId w:val="45"/>
+    <w:abstractNumId w:val="46"/>
   </w:num>
   <w:num w:numId="11" w16cid:durableId="1802380794">
-    <w:abstractNumId w:val="61"/>
+    <w:abstractNumId w:val="62"/>
   </w:num>
   <w:num w:numId="12" w16cid:durableId="149953142">
-    <w:abstractNumId w:val="24"/>
+    <w:abstractNumId w:val="25"/>
     <w:lvlOverride w:ilvl="0">
       <w:startOverride w:val="1"/>
     </w:lvlOverride>
@@ -11398,19 +11198,19 @@
     </w:lvlOverride>
   </w:num>
   <w:num w:numId="13" w16cid:durableId="1295253846">
-    <w:abstractNumId w:val="55"/>
+    <w:abstractNumId w:val="56"/>
   </w:num>
   <w:num w:numId="14" w16cid:durableId="1737824327">
-    <w:abstractNumId w:val="53"/>
+    <w:abstractNumId w:val="54"/>
   </w:num>
   <w:num w:numId="15" w16cid:durableId="193924544">
-    <w:abstractNumId w:val="40"/>
+    <w:abstractNumId w:val="41"/>
   </w:num>
   <w:num w:numId="16" w16cid:durableId="2117943530">
     <w:abstractNumId w:val="13"/>
   </w:num>
   <w:num w:numId="17" w16cid:durableId="490872939">
-    <w:abstractNumId w:val="34"/>
+    <w:abstractNumId w:val="35"/>
   </w:num>
   <w:num w:numId="18" w16cid:durableId="1539705565">
     <w:abstractNumId w:val="3"/>
@@ -11419,43 +11219,43 @@
     <w:abstractNumId w:val="6"/>
   </w:num>
   <w:num w:numId="20" w16cid:durableId="2133591484">
+    <w:abstractNumId w:val="40"/>
+  </w:num>
+  <w:num w:numId="21" w16cid:durableId="1755931734">
+    <w:abstractNumId w:val="47"/>
+  </w:num>
+  <w:num w:numId="22" w16cid:durableId="870918023">
+    <w:abstractNumId w:val="44"/>
+  </w:num>
+  <w:num w:numId="23" w16cid:durableId="2020085105">
+    <w:abstractNumId w:val="57"/>
+  </w:num>
+  <w:num w:numId="24" w16cid:durableId="416365350">
+    <w:abstractNumId w:val="29"/>
+  </w:num>
+  <w:num w:numId="25" w16cid:durableId="669717176">
+    <w:abstractNumId w:val="43"/>
+  </w:num>
+  <w:num w:numId="26" w16cid:durableId="1266303625">
+    <w:abstractNumId w:val="30"/>
+  </w:num>
+  <w:num w:numId="27" w16cid:durableId="1475102072">
+    <w:abstractNumId w:val="21"/>
+  </w:num>
+  <w:num w:numId="28" w16cid:durableId="1146124917">
+    <w:abstractNumId w:val="42"/>
+  </w:num>
+  <w:num w:numId="29" w16cid:durableId="1954089041">
+    <w:abstractNumId w:val="58"/>
+  </w:num>
+  <w:num w:numId="30" w16cid:durableId="224801921">
+    <w:abstractNumId w:val="63"/>
+  </w:num>
+  <w:num w:numId="31" w16cid:durableId="1776053006">
     <w:abstractNumId w:val="39"/>
   </w:num>
-  <w:num w:numId="21" w16cid:durableId="1755931734">
-    <w:abstractNumId w:val="46"/>
-  </w:num>
-  <w:num w:numId="22" w16cid:durableId="870918023">
-    <w:abstractNumId w:val="43"/>
-  </w:num>
-  <w:num w:numId="23" w16cid:durableId="2020085105">
-    <w:abstractNumId w:val="56"/>
-  </w:num>
-  <w:num w:numId="24" w16cid:durableId="416365350">
-    <w:abstractNumId w:val="28"/>
-  </w:num>
-  <w:num w:numId="25" w16cid:durableId="669717176">
-    <w:abstractNumId w:val="42"/>
-  </w:num>
-  <w:num w:numId="26" w16cid:durableId="1266303625">
-    <w:abstractNumId w:val="29"/>
-  </w:num>
-  <w:num w:numId="27" w16cid:durableId="1475102072">
-    <w:abstractNumId w:val="20"/>
-  </w:num>
-  <w:num w:numId="28" w16cid:durableId="1146124917">
-    <w:abstractNumId w:val="41"/>
-  </w:num>
-  <w:num w:numId="29" w16cid:durableId="1954089041">
-    <w:abstractNumId w:val="57"/>
-  </w:num>
-  <w:num w:numId="30" w16cid:durableId="224801921">
-    <w:abstractNumId w:val="62"/>
-  </w:num>
-  <w:num w:numId="31" w16cid:durableId="1776053006">
-    <w:abstractNumId w:val="38"/>
-  </w:num>
   <w:num w:numId="32" w16cid:durableId="1133058853">
-    <w:abstractNumId w:val="66"/>
+    <w:abstractNumId w:val="67"/>
   </w:num>
   <w:num w:numId="33" w16cid:durableId="1636448663">
     <w:abstractNumId w:val="7"/>
@@ -11473,37 +11273,37 @@
     <w:abstractNumId w:val="0"/>
   </w:num>
   <w:num w:numId="38" w16cid:durableId="1856308743">
-    <w:abstractNumId w:val="67"/>
+    <w:abstractNumId w:val="68"/>
   </w:num>
   <w:num w:numId="39" w16cid:durableId="133255702">
     <w:abstractNumId w:val="9"/>
   </w:num>
   <w:num w:numId="40" w16cid:durableId="1057627295">
-    <w:abstractNumId w:val="48"/>
+    <w:abstractNumId w:val="49"/>
   </w:num>
   <w:num w:numId="41" w16cid:durableId="1422676808">
-    <w:abstractNumId w:val="21"/>
+    <w:abstractNumId w:val="22"/>
   </w:num>
   <w:num w:numId="42" w16cid:durableId="513616112">
-    <w:abstractNumId w:val="51"/>
+    <w:abstractNumId w:val="52"/>
   </w:num>
   <w:num w:numId="43" w16cid:durableId="1527408862">
-    <w:abstractNumId w:val="31"/>
+    <w:abstractNumId w:val="32"/>
   </w:num>
   <w:num w:numId="44" w16cid:durableId="1031422146">
-    <w:abstractNumId w:val="35"/>
+    <w:abstractNumId w:val="36"/>
   </w:num>
   <w:num w:numId="45" w16cid:durableId="86269860">
     <w:abstractNumId w:val="14"/>
   </w:num>
   <w:num w:numId="46" w16cid:durableId="1094593007">
-    <w:abstractNumId w:val="26"/>
+    <w:abstractNumId w:val="27"/>
   </w:num>
   <w:num w:numId="47" w16cid:durableId="756172649">
-    <w:abstractNumId w:val="23"/>
+    <w:abstractNumId w:val="24"/>
   </w:num>
   <w:num w:numId="48" w16cid:durableId="1992902560">
-    <w:abstractNumId w:val="44"/>
+    <w:abstractNumId w:val="45"/>
   </w:num>
   <w:num w:numId="49" w16cid:durableId="1970168133">
     <w:abstractNumId w:val="4"/>
@@ -11518,7 +11318,7 @@
     <w:abstractNumId w:val="16"/>
   </w:num>
   <w:num w:numId="53" w16cid:durableId="1180041987">
-    <w:abstractNumId w:val="27"/>
+    <w:abstractNumId w:val="28"/>
   </w:num>
   <w:num w:numId="54" w16cid:durableId="1095251859">
     <w:abstractNumId w:val="17"/>
@@ -11533,13 +11333,13 @@
     </w:lvlOverride>
   </w:num>
   <w:num w:numId="56" w16cid:durableId="1094935886">
-    <w:abstractNumId w:val="27"/>
+    <w:abstractNumId w:val="28"/>
     <w:lvlOverride w:ilvl="0">
       <w:startOverride w:val="1"/>
     </w:lvlOverride>
   </w:num>
   <w:num w:numId="57" w16cid:durableId="358900644">
-    <w:abstractNumId w:val="50"/>
+    <w:abstractNumId w:val="51"/>
   </w:num>
   <w:num w:numId="58" w16cid:durableId="744298289">
     <w:abstractNumId w:val="5"/>
@@ -11548,40 +11348,43 @@
     <w:abstractNumId w:val="1"/>
   </w:num>
   <w:num w:numId="60" w16cid:durableId="855267421">
-    <w:abstractNumId w:val="25"/>
+    <w:abstractNumId w:val="26"/>
   </w:num>
   <w:num w:numId="61" w16cid:durableId="827090063">
+    <w:abstractNumId w:val="65"/>
+  </w:num>
+  <w:num w:numId="62" w16cid:durableId="198906490">
     <w:abstractNumId w:val="64"/>
   </w:num>
-  <w:num w:numId="62" w16cid:durableId="198906490">
-    <w:abstractNumId w:val="63"/>
-  </w:num>
   <w:num w:numId="63" w16cid:durableId="72548656">
-    <w:abstractNumId w:val="52"/>
+    <w:abstractNumId w:val="53"/>
   </w:num>
   <w:num w:numId="64" w16cid:durableId="18819939">
-    <w:abstractNumId w:val="32"/>
+    <w:abstractNumId w:val="33"/>
   </w:num>
   <w:num w:numId="65" w16cid:durableId="1658220592">
-    <w:abstractNumId w:val="33"/>
+    <w:abstractNumId w:val="34"/>
   </w:num>
   <w:num w:numId="66" w16cid:durableId="240264181">
     <w:abstractNumId w:val="12"/>
   </w:num>
   <w:num w:numId="67" w16cid:durableId="1537234060">
+    <w:abstractNumId w:val="60"/>
+  </w:num>
+  <w:num w:numId="68" w16cid:durableId="1758936540">
+    <w:abstractNumId w:val="31"/>
+  </w:num>
+  <w:num w:numId="69" w16cid:durableId="1873028174">
+    <w:abstractNumId w:val="66"/>
+  </w:num>
+  <w:num w:numId="70" w16cid:durableId="1418137412">
+    <w:abstractNumId w:val="38"/>
+  </w:num>
+  <w:num w:numId="71" w16cid:durableId="434054275">
     <w:abstractNumId w:val="59"/>
   </w:num>
-  <w:num w:numId="68" w16cid:durableId="1758936540">
-    <w:abstractNumId w:val="30"/>
-  </w:num>
-  <w:num w:numId="69" w16cid:durableId="1873028174">
-    <w:abstractNumId w:val="65"/>
-  </w:num>
-  <w:num w:numId="70" w16cid:durableId="1418137412">
-    <w:abstractNumId w:val="37"/>
-  </w:num>
-  <w:num w:numId="71" w16cid:durableId="434054275">
-    <w:abstractNumId w:val="58"/>
+  <w:num w:numId="72" w16cid:durableId="1221937143">
+    <w:abstractNumId w:val="19"/>
   </w:num>
   <w:numIdMacAtCleanup w:val="64"/>
 </w:numbering>
